--- a/Report_Template (1).docx
+++ b/Report_Template (1).docx
@@ -62,7 +62,7 @@
     </w:p>
     <w:p>
       <w:pPr>
-        <w:spacing w:before="360" w:after="480"/>
+        <w:spacing w:before="280" w:after="400"/>
         <w:jc w:val="center"/>
       </w:pPr>
       <w:r>
@@ -73,16 +73,46 @@
         </w:rPr>
         <w:t>Submitted by:</w:t>
         <w:br/>
+        <w:br/>
       </w:r>
       <w:r>
         <w:rPr>
           <w:rFonts w:ascii="Times New Roman" w:hAnsi="Times New Roman"/>
           <w:b/>
           <w:color w:val="0F172A"/>
-          <w:sz w:val="30"/>
+          <w:sz w:val="26"/>
         </w:rPr>
-        <w:t>DHRUV GOURISARIA</w:t>
+        <w:t>Dhruv Gourisaria - 245890486</w:t>
         <w:br/>
+      </w:r>
+      <w:r>
+        <w:rPr>
+          <w:rFonts w:ascii="Times New Roman" w:hAnsi="Times New Roman"/>
+          <w:b/>
+          <w:color w:val="0F172A"/>
+          <w:sz w:val="26"/>
+        </w:rPr>
+        <w:t>Jessica Mariam Mathews - 245890380</w:t>
+        <w:br/>
+      </w:r>
+      <w:r>
+        <w:rPr>
+          <w:rFonts w:ascii="Times New Roman" w:hAnsi="Times New Roman"/>
+          <w:b/>
+          <w:color w:val="0F172A"/>
+          <w:sz w:val="26"/>
+        </w:rPr>
+        <w:t>Samarth Bangwal - 245890410</w:t>
+        <w:br/>
+      </w:r>
+      <w:r>
+        <w:rPr>
+          <w:rFonts w:ascii="Times New Roman" w:hAnsi="Times New Roman"/>
+          <w:b/>
+          <w:color w:val="0F172A"/>
+          <w:sz w:val="26"/>
+        </w:rPr>
+        <w:t>Aadi Harnad Bhat - 245890054</w:t>
       </w:r>
     </w:p>
     <w:p>

--- a/Report_Template (1).docx
+++ b/Report_Template (1).docx
@@ -303,9 +303,9 @@
           <w:shd w:val="clear" w:color="auto" w:fill="FFFFFF"/>
         </w:rPr>
         <w:drawing>
-          <wp:inline distT="0" distB="0" distL="0" distR="0" wp14:anchorId="148F0123" wp14:editId="19D1CCC4">
-            <wp:extent cx="4787904" cy="638175"/>
-            <wp:effectExtent l="0" t="0" r="0" b="0"/>
+          <wp:inline distT="0" distB="0" distL="0" distR="0" wp14:anchorId="148F0123" wp14:editId="21C9D52E">
+            <wp:extent cx="5683250" cy="723900"/>
+            <wp:effectExtent l="0" t="0" r="6350" b="0"/>
             <wp:docPr id="958902632" name="Picture 1" descr="A black text on a white background&#10;&#10;Description automatically generated"/>
             <wp:cNvGraphicFramePr>
               <a:graphicFrameLocks xmlns:a="http://schemas.openxmlformats.org/drawingml/2006/main" noChangeAspect="1"/>
@@ -335,7 +335,7 @@
                   <pic:spPr bwMode="auto">
                     <a:xfrm>
                       <a:off x="0" y="0"/>
-                      <a:ext cx="4803971" cy="640317"/>
+                      <a:ext cx="5702329" cy="726330"/>
                     </a:xfrm>
                     <a:prstGeom prst="rect">
                       <a:avLst/>

--- a/Report_Template (1).docx
+++ b/Report_Template (1).docx
@@ -9401,7 +9401,7 @@
       <w:r>
         <w:drawing>
           <wp:inline xmlns:a="http://schemas.openxmlformats.org/drawingml/2006/main" xmlns:pic="http://schemas.openxmlformats.org/drawingml/2006/picture">
-            <wp:extent cx="5303520" cy="2237212"/>
+            <wp:extent cx="5303520" cy="2515589"/>
             <wp:docPr id="4" name="Picture 4"/>
             <wp:cNvGraphicFramePr>
               <a:graphicFrameLocks noChangeAspect="1"/>
@@ -9422,7 +9422,7 @@
                   <pic:spPr>
                     <a:xfrm>
                       <a:off x="0" y="0"/>
-                      <a:ext cx="5303520" cy="2237212"/>
+                      <a:ext cx="5303520" cy="2515589"/>
                     </a:xfrm>
                     <a:prstGeom prst="rect"/>
                   </pic:spPr>

--- a/Report_Template (1).docx
+++ b/Report_Template (1).docx
@@ -5208,7 +5208,7 @@
       <w:r>
         <w:drawing>
           <wp:inline xmlns:a="http://schemas.openxmlformats.org/drawingml/2006/main" xmlns:pic="http://schemas.openxmlformats.org/drawingml/2006/picture">
-            <wp:extent cx="5669280" cy="2844249"/>
+            <wp:extent cx="5669280" cy="2833684"/>
             <wp:docPr id="1" name="Picture 1"/>
             <wp:cNvGraphicFramePr>
               <a:graphicFrameLocks noChangeAspect="1"/>
@@ -5229,7 +5229,7 @@
                   <pic:spPr>
                     <a:xfrm>
                       <a:off x="0" y="0"/>
-                      <a:ext cx="5669280" cy="2844249"/>
+                      <a:ext cx="5669280" cy="2833684"/>
                     </a:xfrm>
                     <a:prstGeom prst="rect"/>
                   </pic:spPr>
@@ -6164,7 +6164,7 @@
       <w:r>
         <w:drawing>
           <wp:inline xmlns:a="http://schemas.openxmlformats.org/drawingml/2006/main" xmlns:pic="http://schemas.openxmlformats.org/drawingml/2006/picture">
-            <wp:extent cx="5303520" cy="3995437"/>
+            <wp:extent cx="5303520" cy="4097625"/>
             <wp:docPr id="2" name="Picture 2"/>
             <wp:cNvGraphicFramePr>
               <a:graphicFrameLocks noChangeAspect="1"/>
@@ -6185,7 +6185,7 @@
                   <pic:spPr>
                     <a:xfrm>
                       <a:off x="0" y="0"/>
-                      <a:ext cx="5303520" cy="3995437"/>
+                      <a:ext cx="5303520" cy="4097625"/>
                     </a:xfrm>
                     <a:prstGeom prst="rect"/>
                   </pic:spPr>
@@ -9350,7 +9350,7 @@
       <w:r>
         <w:drawing>
           <wp:inline xmlns:a="http://schemas.openxmlformats.org/drawingml/2006/main" xmlns:pic="http://schemas.openxmlformats.org/drawingml/2006/picture">
-            <wp:extent cx="5120640" cy="2926080"/>
+            <wp:extent cx="5120640" cy="3218869"/>
             <wp:docPr id="3" name="Picture 3"/>
             <wp:cNvGraphicFramePr>
               <a:graphicFrameLocks noChangeAspect="1"/>
@@ -9371,7 +9371,7 @@
                   <pic:spPr>
                     <a:xfrm>
                       <a:off x="0" y="0"/>
-                      <a:ext cx="5120640" cy="2926080"/>
+                      <a:ext cx="5120640" cy="3218869"/>
                     </a:xfrm>
                     <a:prstGeom prst="rect"/>
                   </pic:spPr>
@@ -9401,7 +9401,7 @@
       <w:r>
         <w:drawing>
           <wp:inline xmlns:a="http://schemas.openxmlformats.org/drawingml/2006/main" xmlns:pic="http://schemas.openxmlformats.org/drawingml/2006/picture">
-            <wp:extent cx="5303520" cy="2515589"/>
+            <wp:extent cx="5303520" cy="2513135"/>
             <wp:docPr id="4" name="Picture 4"/>
             <wp:cNvGraphicFramePr>
               <a:graphicFrameLocks noChangeAspect="1"/>
@@ -9422,7 +9422,7 @@
                   <pic:spPr>
                     <a:xfrm>
                       <a:off x="0" y="0"/>
-                      <a:ext cx="5303520" cy="2515589"/>
+                      <a:ext cx="5303520" cy="2513135"/>
                     </a:xfrm>
                     <a:prstGeom prst="rect"/>
                   </pic:spPr>
@@ -10153,7 +10153,7 @@
       <w:r>
         <w:drawing>
           <wp:inline xmlns:a="http://schemas.openxmlformats.org/drawingml/2006/main" xmlns:pic="http://schemas.openxmlformats.org/drawingml/2006/picture">
-            <wp:extent cx="5303520" cy="2322709"/>
+            <wp:extent cx="5303520" cy="2409032"/>
             <wp:docPr id="5" name="Picture 5"/>
             <wp:cNvGraphicFramePr>
               <a:graphicFrameLocks noChangeAspect="1"/>
@@ -10174,7 +10174,7 @@
                   <pic:spPr>
                     <a:xfrm>
                       <a:off x="0" y="0"/>
-                      <a:ext cx="5303520" cy="2322709"/>
+                      <a:ext cx="5303520" cy="2409032"/>
                     </a:xfrm>
                     <a:prstGeom prst="rect"/>
                   </pic:spPr>
@@ -11644,7 +11644,7 @@
       <w:r>
         <w:drawing>
           <wp:inline xmlns:a="http://schemas.openxmlformats.org/drawingml/2006/main" xmlns:pic="http://schemas.openxmlformats.org/drawingml/2006/picture">
-            <wp:extent cx="5486400" cy="2486284"/>
+            <wp:extent cx="5486400" cy="2495332"/>
             <wp:docPr id="6" name="Picture 6"/>
             <wp:cNvGraphicFramePr>
               <a:graphicFrameLocks noChangeAspect="1"/>
@@ -11665,7 +11665,7 @@
                   <pic:spPr>
                     <a:xfrm>
                       <a:off x="0" y="0"/>
-                      <a:ext cx="5486400" cy="2486284"/>
+                      <a:ext cx="5486400" cy="2495332"/>
                     </a:xfrm>
                     <a:prstGeom prst="rect"/>
                   </pic:spPr>

--- a/Report_Template (1).docx
+++ b/Report_Template (1).docx
@@ -5208,7 +5208,7 @@
       <w:r>
         <w:drawing>
           <wp:inline xmlns:a="http://schemas.openxmlformats.org/drawingml/2006/main" xmlns:pic="http://schemas.openxmlformats.org/drawingml/2006/picture">
-            <wp:extent cx="5669280" cy="2833684"/>
+            <wp:extent cx="5669280" cy="3115992"/>
             <wp:docPr id="1" name="Picture 1"/>
             <wp:cNvGraphicFramePr>
               <a:graphicFrameLocks noChangeAspect="1"/>
@@ -5229,7 +5229,7 @@
                   <pic:spPr>
                     <a:xfrm>
                       <a:off x="0" y="0"/>
-                      <a:ext cx="5669280" cy="2833684"/>
+                      <a:ext cx="5669280" cy="3115992"/>
                     </a:xfrm>
                     <a:prstGeom prst="rect"/>
                   </pic:spPr>

--- a/Report_Template (1).docx
+++ b/Report_Template (1).docx
@@ -5208,7 +5208,7 @@
       <w:r>
         <w:drawing>
           <wp:inline xmlns:a="http://schemas.openxmlformats.org/drawingml/2006/main" xmlns:pic="http://schemas.openxmlformats.org/drawingml/2006/picture">
-            <wp:extent cx="5669280" cy="3115992"/>
+            <wp:extent cx="5669280" cy="2269529"/>
             <wp:docPr id="1" name="Picture 1"/>
             <wp:cNvGraphicFramePr>
               <a:graphicFrameLocks noChangeAspect="1"/>
@@ -5229,7 +5229,7 @@
                   <pic:spPr>
                     <a:xfrm>
                       <a:off x="0" y="0"/>
-                      <a:ext cx="5669280" cy="3115992"/>
+                      <a:ext cx="5669280" cy="2269529"/>
                     </a:xfrm>
                     <a:prstGeom prst="rect"/>
                   </pic:spPr>
@@ -6164,7 +6164,7 @@
       <w:r>
         <w:drawing>
           <wp:inline xmlns:a="http://schemas.openxmlformats.org/drawingml/2006/main" xmlns:pic="http://schemas.openxmlformats.org/drawingml/2006/picture">
-            <wp:extent cx="5303520" cy="4097625"/>
+            <wp:extent cx="5303520" cy="4101658"/>
             <wp:docPr id="2" name="Picture 2"/>
             <wp:cNvGraphicFramePr>
               <a:graphicFrameLocks noChangeAspect="1"/>
@@ -6185,7 +6185,7 @@
                   <pic:spPr>
                     <a:xfrm>
                       <a:off x="0" y="0"/>
-                      <a:ext cx="5303520" cy="4097625"/>
+                      <a:ext cx="5303520" cy="4101658"/>
                     </a:xfrm>
                     <a:prstGeom prst="rect"/>
                   </pic:spPr>
@@ -9350,7 +9350,7 @@
       <w:r>
         <w:drawing>
           <wp:inline xmlns:a="http://schemas.openxmlformats.org/drawingml/2006/main" xmlns:pic="http://schemas.openxmlformats.org/drawingml/2006/picture">
-            <wp:extent cx="5120640" cy="3218869"/>
+            <wp:extent cx="5120640" cy="3224107"/>
             <wp:docPr id="3" name="Picture 3"/>
             <wp:cNvGraphicFramePr>
               <a:graphicFrameLocks noChangeAspect="1"/>
@@ -9371,7 +9371,7 @@
                   <pic:spPr>
                     <a:xfrm>
                       <a:off x="0" y="0"/>
-                      <a:ext cx="5120640" cy="3218869"/>
+                      <a:ext cx="5120640" cy="3224107"/>
                     </a:xfrm>
                     <a:prstGeom prst="rect"/>
                   </pic:spPr>
@@ -9401,7 +9401,7 @@
       <w:r>
         <w:drawing>
           <wp:inline xmlns:a="http://schemas.openxmlformats.org/drawingml/2006/main" xmlns:pic="http://schemas.openxmlformats.org/drawingml/2006/picture">
-            <wp:extent cx="5303520" cy="2513135"/>
+            <wp:extent cx="5303520" cy="2517833"/>
             <wp:docPr id="4" name="Picture 4"/>
             <wp:cNvGraphicFramePr>
               <a:graphicFrameLocks noChangeAspect="1"/>
@@ -9422,7 +9422,7 @@
                   <pic:spPr>
                     <a:xfrm>
                       <a:off x="0" y="0"/>
-                      <a:ext cx="5303520" cy="2513135"/>
+                      <a:ext cx="5303520" cy="2517833"/>
                     </a:xfrm>
                     <a:prstGeom prst="rect"/>
                   </pic:spPr>
@@ -10153,7 +10153,7 @@
       <w:r>
         <w:drawing>
           <wp:inline xmlns:a="http://schemas.openxmlformats.org/drawingml/2006/main" xmlns:pic="http://schemas.openxmlformats.org/drawingml/2006/picture">
-            <wp:extent cx="5303520" cy="2409032"/>
+            <wp:extent cx="5303520" cy="2408537"/>
             <wp:docPr id="5" name="Picture 5"/>
             <wp:cNvGraphicFramePr>
               <a:graphicFrameLocks noChangeAspect="1"/>
@@ -10174,7 +10174,7 @@
                   <pic:spPr>
                     <a:xfrm>
                       <a:off x="0" y="0"/>
-                      <a:ext cx="5303520" cy="2409032"/>
+                      <a:ext cx="5303520" cy="2408537"/>
                     </a:xfrm>
                     <a:prstGeom prst="rect"/>
                   </pic:spPr>
@@ -11644,7 +11644,7 @@
       <w:r>
         <w:drawing>
           <wp:inline xmlns:a="http://schemas.openxmlformats.org/drawingml/2006/main" xmlns:pic="http://schemas.openxmlformats.org/drawingml/2006/picture">
-            <wp:extent cx="5486400" cy="2495332"/>
+            <wp:extent cx="5486400" cy="2497513"/>
             <wp:docPr id="6" name="Picture 6"/>
             <wp:cNvGraphicFramePr>
               <a:graphicFrameLocks noChangeAspect="1"/>
@@ -11665,7 +11665,7 @@
                   <pic:spPr>
                     <a:xfrm>
                       <a:off x="0" y="0"/>
-                      <a:ext cx="5486400" cy="2495332"/>
+                      <a:ext cx="5486400" cy="2497513"/>
                     </a:xfrm>
                     <a:prstGeom prst="rect"/>
                   </pic:spPr>

--- a/Report_Template (1).docx
+++ b/Report_Template (1).docx
@@ -5272,6 +5272,75 @@
         <w:t>To identify language transition boundaries without relying on computationally expensive speech-to-text transcriptions, we compute the spectral flux SF(t) across successive STFT frames:</w:t>
       </w:r>
     </w:p>
+    <w:tbl>
+      <w:tblPr>
+        <w:tblW w:type="auto" w:w="0"/>
+        <w:jc w:val="center"/>
+        <w:tblLayout w:type="fixed"/>
+        <w:tblLook w:firstColumn="1" w:firstRow="1" w:lastColumn="0" w:lastRow="0" w:noHBand="0" w:noVBand="1" w:val="04A0"/>
+      </w:tblPr>
+      <w:tblGrid>
+        <w:gridCol w:w="4680"/>
+        <w:gridCol w:w="4680"/>
+      </w:tblGrid>
+      <w:tr>
+        <w:tc>
+          <w:tcPr>
+            <w:tcW w:type="dxa" w:w="8064"/>
+            <w:tcBorders>
+              <w:top w:val="none"/>
+              <w:left w:val="none"/>
+              <w:bottom w:val="none"/>
+              <w:right w:val="none"/>
+            </w:tcBorders>
+          </w:tcPr>
+          <w:p>
+            <w:pPr>
+              <w:spacing w:before="60" w:after="60"/>
+              <w:jc w:val="center"/>
+            </w:pPr>
+            <w:r>
+              <w:rPr>
+                <w:rFonts w:ascii="Times New Roman" w:hAnsi="Times New Roman"/>
+                <w:color w:val="0F172A"/>
+                <w:sz w:val="23"/>
+              </w:rPr>
+              <w:t>SF(t) = ∑_{k=1}^K H(|X(t, k)| − |X(t−1, k)|)²</w:t>
+            </w:r>
+          </w:p>
+        </w:tc>
+        <w:tc>
+          <w:tcPr>
+            <w:tcW w:type="dxa" w:w="1296"/>
+            <w:tcBorders>
+              <w:top w:val="none"/>
+              <w:left w:val="none"/>
+              <w:bottom w:val="none"/>
+              <w:right w:val="none"/>
+            </w:tcBorders>
+          </w:tcPr>
+          <w:p>
+            <w:pPr>
+              <w:spacing w:before="60" w:after="60"/>
+              <w:jc w:val="right"/>
+            </w:pPr>
+            <w:r>
+              <w:rPr>
+                <w:rFonts w:ascii="Times New Roman" w:hAnsi="Times New Roman"/>
+                <w:color w:val="0F172A"/>
+                <w:sz w:val="23"/>
+              </w:rPr>
+              <w:t>(1)</w:t>
+            </w:r>
+          </w:p>
+        </w:tc>
+      </w:tr>
+    </w:tbl>
+    <w:p>
+      <w:pPr>
+        <w:spacing w:before="0" w:after="40"/>
+      </w:pPr>
+    </w:p>
     <w:p>
       <w:pPr>
         <w:spacing w:before="0" w:after="120" w:line="312" w:lineRule="auto"/>
@@ -5284,9 +5353,7 @@
           <w:color w:val="1E293B"/>
           <w:sz w:val="24"/>
         </w:rPr>
-        <w:t xml:space="preserve">    SF(t) = ∑_k H( |X(t, k)| - |X(t-1, k)| )^2</w:t>
-        <w:br/>
-        <w:t>where H(v) = (v + |v|)/2 is the half-wave rectification operator and X(t, k) is the short-time Fourier transform. Peaks in SF(t) exceeding an adaptive threshold define candidate code-switch points {t_cs}.</w:t>
+        <w:t>where H(v) = (v + |v|)/2 is the half-wave rectification operator, X(t, k) is the complex short-time Fourier transform magnitude at frame t and frequency bin k, and K denotes the total frequency bins. Prominent peaks in SF(t) exceeding an adaptive threshold define candidate code-switch transition timestamps {t_cs}.</w:t>
       </w:r>
     </w:p>
     <w:p>
@@ -5303,7 +5370,91 @@
         </w:rPr>
         <w:t>B. Boundary Prosodic and Phase Seam Extraction:</w:t>
         <w:br/>
-        <w:t>For each detected transition point t_cs, a symmetric window W = [t_cs - Δ, t_cs + Δ] (Δ = 250 ms) is partitioned into pre-switch (W_pre) and post-switch (W_post) segments. Across this boundary, we extract a 16-dimensional acoustic seam vector capturing pitch jump, energy step, formant dispersion, and phase reset (Table 2).</w:t>
+        <w:t>For each detected transition point t_cs, a symmetric analysis window W is established around the boundary:</w:t>
+      </w:r>
+    </w:p>
+    <w:tbl>
+      <w:tblPr>
+        <w:tblW w:type="auto" w:w="0"/>
+        <w:jc w:val="center"/>
+        <w:tblLayout w:type="fixed"/>
+        <w:tblLook w:firstColumn="1" w:firstRow="1" w:lastColumn="0" w:lastRow="0" w:noHBand="0" w:noVBand="1" w:val="04A0"/>
+      </w:tblPr>
+      <w:tblGrid>
+        <w:gridCol w:w="4680"/>
+        <w:gridCol w:w="4680"/>
+      </w:tblGrid>
+      <w:tr>
+        <w:tc>
+          <w:tcPr>
+            <w:tcW w:type="dxa" w:w="8064"/>
+            <w:tcBorders>
+              <w:top w:val="none"/>
+              <w:left w:val="none"/>
+              <w:bottom w:val="none"/>
+              <w:right w:val="none"/>
+            </w:tcBorders>
+          </w:tcPr>
+          <w:p>
+            <w:pPr>
+              <w:spacing w:before="60" w:after="60"/>
+              <w:jc w:val="center"/>
+            </w:pPr>
+            <w:r>
+              <w:rPr>
+                <w:rFonts w:ascii="Times New Roman" w:hAnsi="Times New Roman"/>
+                <w:color w:val="0F172A"/>
+                <w:sz w:val="23"/>
+              </w:rPr>
+              <w:t>W = [t_cs − Δ, t_cs + Δ],      where   Δ = 250 ms</w:t>
+            </w:r>
+          </w:p>
+        </w:tc>
+        <w:tc>
+          <w:tcPr>
+            <w:tcW w:type="dxa" w:w="1296"/>
+            <w:tcBorders>
+              <w:top w:val="none"/>
+              <w:left w:val="none"/>
+              <w:bottom w:val="none"/>
+              <w:right w:val="none"/>
+            </w:tcBorders>
+          </w:tcPr>
+          <w:p>
+            <w:pPr>
+              <w:spacing w:before="60" w:after="60"/>
+              <w:jc w:val="right"/>
+            </w:pPr>
+            <w:r>
+              <w:rPr>
+                <w:rFonts w:ascii="Times New Roman" w:hAnsi="Times New Roman"/>
+                <w:color w:val="0F172A"/>
+                <w:sz w:val="23"/>
+              </w:rPr>
+              <w:t>(2)</w:t>
+            </w:r>
+          </w:p>
+        </w:tc>
+      </w:tr>
+    </w:tbl>
+    <w:p>
+      <w:pPr>
+        <w:spacing w:before="0" w:after="40"/>
+      </w:pPr>
+    </w:p>
+    <w:p>
+      <w:pPr>
+        <w:spacing w:before="0" w:after="120" w:line="312" w:lineRule="auto"/>
+        <w:jc w:val="both"/>
+      </w:pPr>
+      <w:r>
+        <w:rPr>
+          <w:rFonts w:ascii="Times New Roman" w:hAnsi="Times New Roman"/>
+          <w:i w:val="0"/>
+          <w:color w:val="1E293B"/>
+          <w:sz w:val="24"/>
+        </w:rPr>
+        <w:t>The window is partitioned into pre-switch (W_pre = [t_cs − Δ, t_cs]) and post-switch (W_post = [t_cs, t_cs + Δ]) segments. Across this boundary, we extract a 16-dimensional acoustic seam vector capturing fundamental frequency perturbation, energy discontinuity, spectral tilt shift, and non-linear phase desynchronization (Table 2).</w:t>
       </w:r>
     </w:p>
     <w:tbl>
@@ -5472,7 +5623,7 @@
                 <w:color w:val="0F172A"/>
                 <w:sz w:val="20"/>
               </w:rPr>
-              <w:t>ΔF0 (Absolute &amp; Relative Jump)</w:t>
+              <w:t>ΔF₀ (Absolute &amp; Relative Jump)</w:t>
             </w:r>
           </w:p>
         </w:tc>
@@ -5497,7 +5648,7 @@
                 <w:color w:val="0F172A"/>
                 <w:sz w:val="20"/>
               </w:rPr>
-              <w:t>|F0_post - F0_pre|, (F0_post - F0_pre) / F0_pre</w:t>
+              <w:t>|F₀,post − F₀,pre|,  ΔF₀ / F₀,pre</w:t>
             </w:r>
           </w:p>
         </w:tc>
@@ -5574,7 +5725,7 @@
                 <w:color w:val="0F172A"/>
                 <w:sz w:val="20"/>
               </w:rPr>
-              <w:t>ΔEnergy (RMS Step &amp; Log Ratio)</w:t>
+              <w:t>ΔE (RMS Step &amp; Log Ratio)</w:t>
             </w:r>
           </w:p>
         </w:tc>
@@ -5599,7 +5750,7 @@
                 <w:color w:val="0F172A"/>
                 <w:sz w:val="20"/>
               </w:rPr>
-              <w:t>|E_post - E_pre|, 10 * log10(E_post / E_pre)</w:t>
+              <w:t>|E_post − E_pre|,  10 log₁₀(E_post / E_pre)</w:t>
             </w:r>
           </w:p>
         </w:tc>
@@ -5701,7 +5852,7 @@
                 <w:color w:val="0F172A"/>
                 <w:sz w:val="20"/>
               </w:rPr>
-              <w:t>SF(t_post) - SF(t_pre)</w:t>
+              <w:t>SF(t_post) − SF(t_pre)</w:t>
             </w:r>
           </w:p>
         </w:tc>
@@ -5803,7 +5954,7 @@
                 <w:color w:val="0F172A"/>
                 <w:sz w:val="20"/>
               </w:rPr>
-              <w:t>arg( X_post(F1) ) - arg( X_pre(F1) )</w:t>
+              <w:t>arg( X_post(F₁) ) − arg( X_pre(F₁) )</w:t>
             </w:r>
           </w:p>
         </w:tc>
@@ -5880,7 +6031,7 @@
                 <w:color w:val="0F172A"/>
                 <w:sz w:val="20"/>
               </w:rPr>
-              <w:t>Boundary Spectral Centroid Shift</w:t>
+              <w:t>Boundary Spectral Centroid Shift ΔSC</w:t>
             </w:r>
           </w:p>
         </w:tc>
@@ -5905,7 +6056,7 @@
                 <w:color w:val="0F172A"/>
                 <w:sz w:val="20"/>
               </w:rPr>
-              <w:t>SC_post - SC_pre</w:t>
+              <w:t>SC_post − SC_pre</w:t>
             </w:r>
           </w:p>
         </w:tc>
@@ -5930,7 +6081,7 @@
                 <w:color w:val="0F172A"/>
                 <w:sz w:val="20"/>
               </w:rPr>
-              <w:t>Timbral brightness jump</w:t>
+              <w:t>Timbral brightness jump across language seam</w:t>
             </w:r>
           </w:p>
         </w:tc>
@@ -5982,7 +6133,7 @@
                 <w:color w:val="0F172A"/>
                 <w:sz w:val="20"/>
               </w:rPr>
-              <w:t>Boundary Bandwidth Deviation</w:t>
+              <w:t>Boundary Bandwidth Deviation ΔBW</w:t>
             </w:r>
           </w:p>
         </w:tc>
@@ -6007,7 +6158,7 @@
                 <w:color w:val="0F172A"/>
                 <w:sz w:val="20"/>
               </w:rPr>
-              <w:t>BW_post - BW_pre</w:t>
+              <w:t>BW_post − BW_pre</w:t>
             </w:r>
           </w:p>
         </w:tc>
@@ -6032,7 +6183,7 @@
                 <w:color w:val="0F172A"/>
                 <w:sz w:val="20"/>
               </w:rPr>
-              <w:t>Formant bandwidth broadening</w:t>
+              <w:t>Formant bandwidth broadening artifact</w:t>
             </w:r>
           </w:p>
         </w:tc>
@@ -6084,7 +6235,7 @@
                 <w:color w:val="0F172A"/>
                 <w:sz w:val="20"/>
               </w:rPr>
-              <w:t>Summary Statistics (Mean, Max, Std)</w:t>
+              <w:t>Summary Statistics (μ, max, σ)</w:t>
             </w:r>
           </w:p>
         </w:tc>
@@ -6227,11 +6378,11 @@
         <w:br/>
         <w:t>When an utterance contains zero code-switching points (N_cs = 0), naive boundary detectors collapse into an uninformative zero vector. VaaniShield introduces an automatic Dual-Mode Stream Router that dynamically switches to global macro-acoustic metrics when N_cs = 0:</w:t>
         <w:br/>
-        <w:t xml:space="preserve">    • Harmonics-to-Noise Ratio (HNR): Measures glottal excitation periodic energy relative to aspiration noise.</w:t>
+        <w:t xml:space="preserve">    • Harmonics-to-Noise Ratio (HNR): Measures glottal excitation periodic energy relative to aspiration noise (mean and standard deviation).</w:t>
         <w:br/>
         <w:t xml:space="preserve">    • Spectral Flatness Measure (SFM): Quantifies the tonality versus noisiness of the audio spectrum.</w:t>
         <w:br/>
-        <w:t xml:space="preserve">    • Macro Energy Variance: Detects unnatural unnatural dynamic range compression typical of neural speech synthesizers.</w:t>
+        <w:t xml:space="preserve">    • Macro Energy Variance: Detects unnatural dynamic range compression typical of neural speech synthesizers.</w:t>
         <w:br/>
         <w:t xml:space="preserve">    • Zero-Crossing Rate (ZCR) Variance: Measures micro-phonetic temporal stability across unvoiced phonemes.</w:t>
       </w:r>
@@ -6250,15 +6401,175 @@
         </w:rPr>
         <w:t>D. Adaptive Regularized Subspace Projection (ARS-SNAP):</w:t>
         <w:br/>
-        <w:t>To prevent speaker identity biometrics from biasing deepfake classification, we project the self-supervised embedding z ∈ R^D (D=1024) into a speaker-nulled subspace. Standard SNAP applies hard orthogonal projection:</w:t>
-        <w:br/>
-        <w:t xml:space="preserve">    P_hard = I - Φ (Φ^T Φ)^(-1) Φ^T</w:t>
-        <w:br/>
-        <w:t>where Φ is the basis matrix of the top-k speaker subspace components. However, on unseen commercial voice cloners, hard projection causes mathematical singularity and strips vital discriminative signal. VaaniShield introduces Adaptive Regularized Subspace Projection (ARS-SNAP):</w:t>
-        <w:br/>
-        <w:t xml:space="preserve">    P_ARS = I - Φ (Φ^T Φ + λ I)^(-1) Φ^T</w:t>
-        <w:br/>
-        <w:t>where λ &gt; 0 is a Tikhonov soft-shrinkage regularization parameter (empirically tuned to λ = 0.05 on validation splits). ARS-SNAP smoothly attenuates dominant speaker eigenvalues while preserving subtle vocoder synthesis artifacts.</w:t>
+        <w:t>To prevent speaker identity biometrics from biasing deepfake classification, we project the self-supervised embedding z ∈ ℝᴰ (D=1024) into a speaker-nulled subspace. Standard SNAP applies hard orthogonal projection:</w:t>
+      </w:r>
+    </w:p>
+    <w:tbl>
+      <w:tblPr>
+        <w:tblW w:type="auto" w:w="0"/>
+        <w:jc w:val="center"/>
+        <w:tblLayout w:type="fixed"/>
+        <w:tblLook w:firstColumn="1" w:firstRow="1" w:lastColumn="0" w:lastRow="0" w:noHBand="0" w:noVBand="1" w:val="04A0"/>
+      </w:tblPr>
+      <w:tblGrid>
+        <w:gridCol w:w="4680"/>
+        <w:gridCol w:w="4680"/>
+      </w:tblGrid>
+      <w:tr>
+        <w:tc>
+          <w:tcPr>
+            <w:tcW w:type="dxa" w:w="8064"/>
+            <w:tcBorders>
+              <w:top w:val="none"/>
+              <w:left w:val="none"/>
+              <w:bottom w:val="none"/>
+              <w:right w:val="none"/>
+            </w:tcBorders>
+          </w:tcPr>
+          <w:p>
+            <w:pPr>
+              <w:spacing w:before="60" w:after="60"/>
+              <w:jc w:val="center"/>
+            </w:pPr>
+            <w:r>
+              <w:rPr>
+                <w:rFonts w:ascii="Times New Roman" w:hAnsi="Times New Roman"/>
+                <w:color w:val="0F172A"/>
+                <w:sz w:val="23"/>
+              </w:rPr>
+              <w:t>P_hard = I − Φ (Φᵀ Φ)⁻¹ Φᵀ</w:t>
+            </w:r>
+          </w:p>
+        </w:tc>
+        <w:tc>
+          <w:tcPr>
+            <w:tcW w:type="dxa" w:w="1296"/>
+            <w:tcBorders>
+              <w:top w:val="none"/>
+              <w:left w:val="none"/>
+              <w:bottom w:val="none"/>
+              <w:right w:val="none"/>
+            </w:tcBorders>
+          </w:tcPr>
+          <w:p>
+            <w:pPr>
+              <w:spacing w:before="60" w:after="60"/>
+              <w:jc w:val="right"/>
+            </w:pPr>
+            <w:r>
+              <w:rPr>
+                <w:rFonts w:ascii="Times New Roman" w:hAnsi="Times New Roman"/>
+                <w:color w:val="0F172A"/>
+                <w:sz w:val="23"/>
+              </w:rPr>
+              <w:t>(3)</w:t>
+            </w:r>
+          </w:p>
+        </w:tc>
+      </w:tr>
+    </w:tbl>
+    <w:p>
+      <w:pPr>
+        <w:spacing w:before="0" w:after="40"/>
+      </w:pPr>
+    </w:p>
+    <w:p>
+      <w:pPr>
+        <w:spacing w:before="0" w:after="120" w:line="312" w:lineRule="auto"/>
+        <w:jc w:val="both"/>
+      </w:pPr>
+      <w:r>
+        <w:rPr>
+          <w:rFonts w:ascii="Times New Roman" w:hAnsi="Times New Roman"/>
+          <w:i w:val="0"/>
+          <w:color w:val="1E293B"/>
+          <w:sz w:val="24"/>
+        </w:rPr>
+        <w:t>where Φ is the basis matrix formed from the top-k speaker subspace eigenvectors. However, on unseen commercial voice cloners, hard projection causes matrix near-singularity and strips vital discriminative signal. VaaniShield introduces Adaptive Regularized Subspace Projection (ARS-SNAP):</w:t>
+      </w:r>
+    </w:p>
+    <w:tbl>
+      <w:tblPr>
+        <w:tblW w:type="auto" w:w="0"/>
+        <w:jc w:val="center"/>
+        <w:tblLayout w:type="fixed"/>
+        <w:tblLook w:firstColumn="1" w:firstRow="1" w:lastColumn="0" w:lastRow="0" w:noHBand="0" w:noVBand="1" w:val="04A0"/>
+      </w:tblPr>
+      <w:tblGrid>
+        <w:gridCol w:w="4680"/>
+        <w:gridCol w:w="4680"/>
+      </w:tblGrid>
+      <w:tr>
+        <w:tc>
+          <w:tcPr>
+            <w:tcW w:type="dxa" w:w="8064"/>
+            <w:tcBorders>
+              <w:top w:val="none"/>
+              <w:left w:val="none"/>
+              <w:bottom w:val="none"/>
+              <w:right w:val="none"/>
+            </w:tcBorders>
+          </w:tcPr>
+          <w:p>
+            <w:pPr>
+              <w:spacing w:before="60" w:after="60"/>
+              <w:jc w:val="center"/>
+            </w:pPr>
+            <w:r>
+              <w:rPr>
+                <w:rFonts w:ascii="Times New Roman" w:hAnsi="Times New Roman"/>
+                <w:color w:val="0F172A"/>
+                <w:sz w:val="23"/>
+              </w:rPr>
+              <w:t>P_ARS = I − Φ (Φᵀ Φ + λ I)⁻¹ Φᵀ</w:t>
+            </w:r>
+          </w:p>
+        </w:tc>
+        <w:tc>
+          <w:tcPr>
+            <w:tcW w:type="dxa" w:w="1296"/>
+            <w:tcBorders>
+              <w:top w:val="none"/>
+              <w:left w:val="none"/>
+              <w:bottom w:val="none"/>
+              <w:right w:val="none"/>
+            </w:tcBorders>
+          </w:tcPr>
+          <w:p>
+            <w:pPr>
+              <w:spacing w:before="60" w:after="60"/>
+              <w:jc w:val="right"/>
+            </w:pPr>
+            <w:r>
+              <w:rPr>
+                <w:rFonts w:ascii="Times New Roman" w:hAnsi="Times New Roman"/>
+                <w:color w:val="0F172A"/>
+                <w:sz w:val="23"/>
+              </w:rPr>
+              <w:t>(4)</w:t>
+            </w:r>
+          </w:p>
+        </w:tc>
+      </w:tr>
+    </w:tbl>
+    <w:p>
+      <w:pPr>
+        <w:spacing w:before="0" w:after="40"/>
+      </w:pPr>
+    </w:p>
+    <w:p>
+      <w:pPr>
+        <w:spacing w:before="0" w:after="120" w:line="312" w:lineRule="auto"/>
+        <w:jc w:val="both"/>
+      </w:pPr>
+      <w:r>
+        <w:rPr>
+          <w:rFonts w:ascii="Times New Roman" w:hAnsi="Times New Roman"/>
+          <w:i w:val="0"/>
+          <w:color w:val="1E293B"/>
+          <w:sz w:val="24"/>
+        </w:rPr>
+        <w:t>where λ &gt; 0 is a Tikhonov soft-shrinkage regularization parameter (empirically calibrated to λ = 0.05 on validation splits). ARS-SNAP smoothly attenuates dominant speaker eigenvalues while preserving subtle vocoder synthesis artifacts.</w:t>
       </w:r>
     </w:p>
     <w:p>
@@ -7499,7 +7810,7 @@
           <w:rFonts w:ascii="Times New Roman" w:hAnsi="Times New Roman"/>
           <w:sz w:val="23"/>
         </w:rPr>
-        <w:t>Configured asymmetric decision boundaries tailored for financial fraud operations: Scores &lt; 0.38 are tagged ALLOW_VERIFIED (FAR ≤ 0.1%, zero friction); 0.38 ≤ Score &lt; 0.58 trigger STEP_UP_AUTH (out-of-band verification); and Scores ≥ 0.58 trigger BLOCK_AND_ALERT.</w:t>
+        <w:t>Configured asymmetric decision boundaries tailored for financial fraud operations: Scores s &lt; τ_review (0.38) are tagged ALLOW_VERIFIED (FAR ≤ 0.1%, zero friction); τ_review ≤ s &lt; τ_block (0.58) trigger STEP_UP_AUTH (out-of-band biometric challenge); and Scores s ≥ τ_block (0.58) trigger BLOCK_AND_ALERT.</w:t>
       </w:r>
     </w:p>
     <w:p>
@@ -7623,7 +7934,7 @@
                 <w:color w:val="FFFFFF"/>
                 <w:sz w:val="21"/>
               </w:rPr>
-              <w:t>Hard SNAP EER (λ=0.0)</w:t>
+              <w:t>Hard SNAP EER (λ = 0.0)</w:t>
             </w:r>
           </w:p>
         </w:tc>
@@ -7649,7 +7960,7 @@
                 <w:color w:val="FFFFFF"/>
                 <w:sz w:val="21"/>
               </w:rPr>
-              <w:t>ARS-SNAP EER (λ=0.05)</w:t>
+              <w:t>ARS-SNAP EER (λ = 0.05)</w:t>
             </w:r>
           </w:p>
         </w:tc>
@@ -8031,7 +8342,7 @@
                 <w:color w:val="0F172A"/>
                 <w:sz w:val="20"/>
               </w:rPr>
-              <w:t>-2.8%</w:t>
+              <w:t>−2.8%</w:t>
             </w:r>
           </w:p>
         </w:tc>
@@ -8562,7 +8873,7 @@
                 <w:color w:val="0F172A"/>
                 <w:sz w:val="20"/>
               </w:rPr>
-              <w:t>-2.2%</w:t>
+              <w:t>−2.2%</w:t>
             </w:r>
           </w:p>
         </w:tc>
@@ -8739,7 +9050,7 @@
                 <w:color w:val="0F172A"/>
                 <w:sz w:val="20"/>
               </w:rPr>
-              <w:t>-11.7%</w:t>
+              <w:t>−11.7%</w:t>
             </w:r>
           </w:p>
         </w:tc>
@@ -8916,7 +9227,7 @@
                 <w:color w:val="0F172A"/>
                 <w:sz w:val="20"/>
               </w:rPr>
-              <w:t>-1.1%</w:t>
+              <w:t>−1.1%</w:t>
             </w:r>
           </w:p>
         </w:tc>
@@ -9270,7 +9581,7 @@
                 <w:color w:val="0F172A"/>
                 <w:sz w:val="20"/>
               </w:rPr>
-              <w:t>-0.5%</w:t>
+              <w:t>−0.5%</w:t>
             </w:r>
           </w:p>
         </w:tc>

--- a/Report_Template (1).docx
+++ b/Report_Template (1).docx
@@ -5302,10 +5302,215 @@
             <w:r>
               <w:rPr>
                 <w:rFonts w:ascii="Times New Roman" w:hAnsi="Times New Roman"/>
+                <w:b w:val="0"/>
+                <w:i/>
                 <w:color w:val="0F172A"/>
                 <w:sz w:val="23"/>
               </w:rPr>
-              <w:t>SF(t) = ∑_{k=1}^K H(|X(t, k)| − |X(t−1, k)|)²</w:t>
+              <w:t>SF</w:t>
+            </w:r>
+            <w:r>
+              <w:rPr>
+                <w:rFonts w:ascii="Times New Roman" w:hAnsi="Times New Roman"/>
+                <w:b w:val="0"/>
+                <w:i w:val="0"/>
+                <w:color w:val="0F172A"/>
+                <w:sz w:val="23"/>
+              </w:rPr>
+              <w:t>(</w:t>
+            </w:r>
+            <w:r>
+              <w:rPr>
+                <w:rFonts w:ascii="Times New Roman" w:hAnsi="Times New Roman"/>
+                <w:b w:val="0"/>
+                <w:i/>
+                <w:color w:val="0F172A"/>
+                <w:sz w:val="23"/>
+              </w:rPr>
+              <w:t>t</w:t>
+            </w:r>
+            <w:r>
+              <w:rPr>
+                <w:rFonts w:ascii="Times New Roman" w:hAnsi="Times New Roman"/>
+                <w:b w:val="0"/>
+                <w:i w:val="0"/>
+                <w:color w:val="0F172A"/>
+                <w:sz w:val="23"/>
+              </w:rPr>
+              <w:t>) = ∑</w:t>
+            </w:r>
+            <w:r>
+              <w:rPr>
+                <w:rFonts w:ascii="Times New Roman" w:hAnsi="Times New Roman"/>
+                <w:b w:val="0"/>
+                <w:i/>
+                <w:color w:val="0F172A"/>
+                <w:sz w:val="23"/>
+                <w:vertAlign w:val="subscript"/>
+              </w:rPr>
+              <w:t>k=1</w:t>
+            </w:r>
+            <w:r>
+              <w:rPr>
+                <w:rFonts w:ascii="Times New Roman" w:hAnsi="Times New Roman"/>
+                <w:b w:val="0"/>
+                <w:i/>
+                <w:color w:val="0F172A"/>
+                <w:sz w:val="23"/>
+                <w:vertAlign w:val="superscript"/>
+              </w:rPr>
+              <w:t>K</w:t>
+            </w:r>
+            <w:r>
+              <w:rPr>
+                <w:rFonts w:ascii="Times New Roman" w:hAnsi="Times New Roman"/>
+                <w:b w:val="0"/>
+                <w:i w:val="0"/>
+                <w:color w:val="0F172A"/>
+                <w:sz w:val="23"/>
+              </w:rPr>
+              <w:t xml:space="preserve"> H</w:t>
+            </w:r>
+            <w:r>
+              <w:rPr>
+                <w:rFonts w:ascii="Times New Roman" w:hAnsi="Times New Roman"/>
+                <w:b w:val="0"/>
+                <w:i w:val="0"/>
+                <w:color w:val="0F172A"/>
+                <w:sz w:val="23"/>
+              </w:rPr>
+              <w:t>(|</w:t>
+            </w:r>
+            <w:r>
+              <w:rPr>
+                <w:rFonts w:ascii="Times New Roman" w:hAnsi="Times New Roman"/>
+                <w:b w:val="0"/>
+                <w:i/>
+                <w:color w:val="0F172A"/>
+                <w:sz w:val="23"/>
+              </w:rPr>
+              <w:t>X</w:t>
+            </w:r>
+            <w:r>
+              <w:rPr>
+                <w:rFonts w:ascii="Times New Roman" w:hAnsi="Times New Roman"/>
+                <w:b w:val="0"/>
+                <w:i w:val="0"/>
+                <w:color w:val="0F172A"/>
+                <w:sz w:val="23"/>
+              </w:rPr>
+              <w:t>(</w:t>
+            </w:r>
+            <w:r>
+              <w:rPr>
+                <w:rFonts w:ascii="Times New Roman" w:hAnsi="Times New Roman"/>
+                <w:b w:val="0"/>
+                <w:i/>
+                <w:color w:val="0F172A"/>
+                <w:sz w:val="23"/>
+              </w:rPr>
+              <w:t>t</w:t>
+            </w:r>
+            <w:r>
+              <w:rPr>
+                <w:rFonts w:ascii="Times New Roman" w:hAnsi="Times New Roman"/>
+                <w:b w:val="0"/>
+                <w:i w:val="0"/>
+                <w:color w:val="0F172A"/>
+                <w:sz w:val="23"/>
+              </w:rPr>
+              <w:t xml:space="preserve">, </w:t>
+            </w:r>
+            <w:r>
+              <w:rPr>
+                <w:rFonts w:ascii="Times New Roman" w:hAnsi="Times New Roman"/>
+                <w:b w:val="0"/>
+                <w:i/>
+                <w:color w:val="0F172A"/>
+                <w:sz w:val="23"/>
+              </w:rPr>
+              <w:t>k</w:t>
+            </w:r>
+            <w:r>
+              <w:rPr>
+                <w:rFonts w:ascii="Times New Roman" w:hAnsi="Times New Roman"/>
+                <w:b w:val="0"/>
+                <w:i w:val="0"/>
+                <w:color w:val="0F172A"/>
+                <w:sz w:val="23"/>
+              </w:rPr>
+              <w:t>)| − |</w:t>
+            </w:r>
+            <w:r>
+              <w:rPr>
+                <w:rFonts w:ascii="Times New Roman" w:hAnsi="Times New Roman"/>
+                <w:b w:val="0"/>
+                <w:i/>
+                <w:color w:val="0F172A"/>
+                <w:sz w:val="23"/>
+              </w:rPr>
+              <w:t>X</w:t>
+            </w:r>
+            <w:r>
+              <w:rPr>
+                <w:rFonts w:ascii="Times New Roman" w:hAnsi="Times New Roman"/>
+                <w:b w:val="0"/>
+                <w:i w:val="0"/>
+                <w:color w:val="0F172A"/>
+                <w:sz w:val="23"/>
+              </w:rPr>
+              <w:t>(</w:t>
+            </w:r>
+            <w:r>
+              <w:rPr>
+                <w:rFonts w:ascii="Times New Roman" w:hAnsi="Times New Roman"/>
+                <w:b w:val="0"/>
+                <w:i/>
+                <w:color w:val="0F172A"/>
+                <w:sz w:val="23"/>
+              </w:rPr>
+              <w:t>t</w:t>
+            </w:r>
+            <w:r>
+              <w:rPr>
+                <w:rFonts w:ascii="Times New Roman" w:hAnsi="Times New Roman"/>
+                <w:b w:val="0"/>
+                <w:i w:val="0"/>
+                <w:color w:val="0F172A"/>
+                <w:sz w:val="23"/>
+              </w:rPr>
+              <w:t xml:space="preserve">−1, </w:t>
+            </w:r>
+            <w:r>
+              <w:rPr>
+                <w:rFonts w:ascii="Times New Roman" w:hAnsi="Times New Roman"/>
+                <w:b w:val="0"/>
+                <w:i/>
+                <w:color w:val="0F172A"/>
+                <w:sz w:val="23"/>
+              </w:rPr>
+              <w:t>k</w:t>
+            </w:r>
+            <w:r>
+              <w:rPr>
+                <w:rFonts w:ascii="Times New Roman" w:hAnsi="Times New Roman"/>
+                <w:b w:val="0"/>
+                <w:i w:val="0"/>
+                <w:color w:val="0F172A"/>
+                <w:sz w:val="23"/>
+              </w:rPr>
+              <w:t>|)</w:t>
+            </w:r>
+            <w:r>
+              <w:rPr>
+                <w:rFonts w:ascii="Times New Roman" w:hAnsi="Times New Roman"/>
+                <w:b w:val="0"/>
+                <w:i w:val="0"/>
+                <w:color w:val="0F172A"/>
+                <w:sz w:val="23"/>
+                <w:vertAlign w:val="superscript"/>
+              </w:rPr>
+              <w:t>2</w:t>
             </w:r>
           </w:p>
         </w:tc>
@@ -5403,10 +5608,84 @@
             <w:r>
               <w:rPr>
                 <w:rFonts w:ascii="Times New Roman" w:hAnsi="Times New Roman"/>
+                <w:b w:val="0"/>
+                <w:i/>
                 <w:color w:val="0F172A"/>
                 <w:sz w:val="23"/>
               </w:rPr>
-              <w:t>W = [t_cs − Δ, t_cs + Δ],      where   Δ = 250 ms</w:t>
+              <w:t>W</w:t>
+            </w:r>
+            <w:r>
+              <w:rPr>
+                <w:rFonts w:ascii="Times New Roman" w:hAnsi="Times New Roman"/>
+                <w:b w:val="0"/>
+                <w:i w:val="0"/>
+                <w:color w:val="0F172A"/>
+                <w:sz w:val="23"/>
+              </w:rPr>
+              <w:t xml:space="preserve"> = [</w:t>
+            </w:r>
+            <w:r>
+              <w:rPr>
+                <w:rFonts w:ascii="Times New Roman" w:hAnsi="Times New Roman"/>
+                <w:b w:val="0"/>
+                <w:i/>
+                <w:color w:val="0F172A"/>
+                <w:sz w:val="23"/>
+              </w:rPr>
+              <w:t>t</w:t>
+            </w:r>
+            <w:r>
+              <w:rPr>
+                <w:rFonts w:ascii="Times New Roman" w:hAnsi="Times New Roman"/>
+                <w:b w:val="0"/>
+                <w:i w:val="0"/>
+                <w:color w:val="0F172A"/>
+                <w:sz w:val="23"/>
+                <w:vertAlign w:val="subscript"/>
+              </w:rPr>
+              <w:t>cs</w:t>
+            </w:r>
+            <w:r>
+              <w:rPr>
+                <w:rFonts w:ascii="Times New Roman" w:hAnsi="Times New Roman"/>
+                <w:b w:val="0"/>
+                <w:i w:val="0"/>
+                <w:color w:val="0F172A"/>
+                <w:sz w:val="23"/>
+              </w:rPr>
+              <w:t xml:space="preserve"> − Δ, </w:t>
+            </w:r>
+            <w:r>
+              <w:rPr>
+                <w:rFonts w:ascii="Times New Roman" w:hAnsi="Times New Roman"/>
+                <w:b w:val="0"/>
+                <w:i/>
+                <w:color w:val="0F172A"/>
+                <w:sz w:val="23"/>
+              </w:rPr>
+              <w:t>t</w:t>
+            </w:r>
+            <w:r>
+              <w:rPr>
+                <w:rFonts w:ascii="Times New Roman" w:hAnsi="Times New Roman"/>
+                <w:b w:val="0"/>
+                <w:i w:val="0"/>
+                <w:color w:val="0F172A"/>
+                <w:sz w:val="23"/>
+                <w:vertAlign w:val="subscript"/>
+              </w:rPr>
+              <w:t>cs</w:t>
+            </w:r>
+            <w:r>
+              <w:rPr>
+                <w:rFonts w:ascii="Times New Roman" w:hAnsi="Times New Roman"/>
+                <w:b w:val="0"/>
+                <w:i w:val="0"/>
+                <w:color w:val="0F172A"/>
+                <w:sz w:val="23"/>
+              </w:rPr>
+              <w:t xml:space="preserve"> + Δ],      where   Δ = 250 ms</w:t>
             </w:r>
           </w:p>
         </w:tc>
@@ -6434,10 +6713,166 @@
             <w:r>
               <w:rPr>
                 <w:rFonts w:ascii="Times New Roman" w:hAnsi="Times New Roman"/>
+                <w:b/>
+                <w:i w:val="0"/>
                 <w:color w:val="0F172A"/>
                 <w:sz w:val="23"/>
               </w:rPr>
-              <w:t>P_hard = I − Φ (Φᵀ Φ)⁻¹ Φᵀ</w:t>
+              <w:t>P</w:t>
+            </w:r>
+            <w:r>
+              <w:rPr>
+                <w:rFonts w:ascii="Times New Roman" w:hAnsi="Times New Roman"/>
+                <w:b w:val="0"/>
+                <w:i w:val="0"/>
+                <w:color w:val="0F172A"/>
+                <w:sz w:val="23"/>
+                <w:vertAlign w:val="subscript"/>
+              </w:rPr>
+              <w:t>hard</w:t>
+            </w:r>
+            <w:r>
+              <w:rPr>
+                <w:rFonts w:ascii="Times New Roman" w:hAnsi="Times New Roman"/>
+                <w:b w:val="0"/>
+                <w:i w:val="0"/>
+                <w:color w:val="0F172A"/>
+                <w:sz w:val="23"/>
+              </w:rPr>
+              <w:t xml:space="preserve"> = </w:t>
+            </w:r>
+            <w:r>
+              <w:rPr>
+                <w:rFonts w:ascii="Times New Roman" w:hAnsi="Times New Roman"/>
+                <w:b/>
+                <w:i w:val="0"/>
+                <w:color w:val="0F172A"/>
+                <w:sz w:val="23"/>
+              </w:rPr>
+              <w:t>I</w:t>
+            </w:r>
+            <w:r>
+              <w:rPr>
+                <w:rFonts w:ascii="Times New Roman" w:hAnsi="Times New Roman"/>
+                <w:b w:val="0"/>
+                <w:i w:val="0"/>
+                <w:color w:val="0F172A"/>
+                <w:sz w:val="23"/>
+              </w:rPr>
+              <w:t xml:space="preserve"> − </w:t>
+            </w:r>
+            <w:r>
+              <w:rPr>
+                <w:rFonts w:ascii="Times New Roman" w:hAnsi="Times New Roman"/>
+                <w:b/>
+                <w:i w:val="0"/>
+                <w:color w:val="0F172A"/>
+                <w:sz w:val="23"/>
+              </w:rPr>
+              <w:t>Φ</w:t>
+            </w:r>
+            <w:r>
+              <w:rPr>
+                <w:rFonts w:ascii="Times New Roman" w:hAnsi="Times New Roman"/>
+                <w:b w:val="0"/>
+                <w:i w:val="0"/>
+                <w:color w:val="0F172A"/>
+                <w:sz w:val="23"/>
+              </w:rPr>
+              <w:t xml:space="preserve"> (</w:t>
+            </w:r>
+            <w:r>
+              <w:rPr>
+                <w:rFonts w:ascii="Times New Roman" w:hAnsi="Times New Roman"/>
+                <w:b/>
+                <w:i w:val="0"/>
+                <w:color w:val="0F172A"/>
+                <w:sz w:val="23"/>
+              </w:rPr>
+              <w:t>Φ</w:t>
+            </w:r>
+            <w:r>
+              <w:rPr>
+                <w:rFonts w:ascii="Times New Roman" w:hAnsi="Times New Roman"/>
+                <w:b w:val="0"/>
+                <w:i w:val="0"/>
+                <w:color w:val="0F172A"/>
+                <w:sz w:val="23"/>
+                <w:vertAlign w:val="superscript"/>
+              </w:rPr>
+              <w:t>T</w:t>
+            </w:r>
+            <w:r>
+              <w:rPr>
+                <w:rFonts w:ascii="Times New Roman" w:hAnsi="Times New Roman"/>
+                <w:b w:val="0"/>
+                <w:i w:val="0"/>
+                <w:color w:val="0F172A"/>
+                <w:sz w:val="23"/>
+              </w:rPr>
+              <w:t xml:space="preserve"> </w:t>
+            </w:r>
+            <w:r>
+              <w:rPr>
+                <w:rFonts w:ascii="Times New Roman" w:hAnsi="Times New Roman"/>
+                <w:b/>
+                <w:i w:val="0"/>
+                <w:color w:val="0F172A"/>
+                <w:sz w:val="23"/>
+              </w:rPr>
+              <w:t>Φ</w:t>
+            </w:r>
+            <w:r>
+              <w:rPr>
+                <w:rFonts w:ascii="Times New Roman" w:hAnsi="Times New Roman"/>
+                <w:b w:val="0"/>
+                <w:i w:val="0"/>
+                <w:color w:val="0F172A"/>
+                <w:sz w:val="23"/>
+              </w:rPr>
+              <w:t>)</w:t>
+            </w:r>
+            <w:r>
+              <w:rPr>
+                <w:rFonts w:ascii="Times New Roman" w:hAnsi="Times New Roman"/>
+                <w:b w:val="0"/>
+                <w:i w:val="0"/>
+                <w:color w:val="0F172A"/>
+                <w:sz w:val="23"/>
+                <w:vertAlign w:val="superscript"/>
+              </w:rPr>
+              <w:t>−1</w:t>
+            </w:r>
+            <w:r>
+              <w:rPr>
+                <w:rFonts w:ascii="Times New Roman" w:hAnsi="Times New Roman"/>
+                <w:b w:val="0"/>
+                <w:i w:val="0"/>
+                <w:color w:val="0F172A"/>
+                <w:sz w:val="23"/>
+              </w:rPr>
+              <w:t xml:space="preserve"> </w:t>
+            </w:r>
+            <w:r>
+              <w:rPr>
+                <w:rFonts w:ascii="Times New Roman" w:hAnsi="Times New Roman"/>
+                <w:b/>
+                <w:i w:val="0"/>
+                <w:color w:val="0F172A"/>
+                <w:sz w:val="23"/>
+              </w:rPr>
+              <w:t>Φ</w:t>
+            </w:r>
+            <w:r>
+              <w:rPr>
+                <w:rFonts w:ascii="Times New Roman" w:hAnsi="Times New Roman"/>
+                <w:b w:val="0"/>
+                <w:i w:val="0"/>
+                <w:color w:val="0F172A"/>
+                <w:sz w:val="23"/>
+                <w:vertAlign w:val="superscript"/>
+              </w:rPr>
+              <w:t>T</w:t>
             </w:r>
           </w:p>
         </w:tc>
@@ -6518,10 +6953,186 @@
             <w:r>
               <w:rPr>
                 <w:rFonts w:ascii="Times New Roman" w:hAnsi="Times New Roman"/>
+                <w:b/>
+                <w:i w:val="0"/>
                 <w:color w:val="0F172A"/>
                 <w:sz w:val="23"/>
               </w:rPr>
-              <w:t>P_ARS = I − Φ (Φᵀ Φ + λ I)⁻¹ Φᵀ</w:t>
+              <w:t>P</w:t>
+            </w:r>
+            <w:r>
+              <w:rPr>
+                <w:rFonts w:ascii="Times New Roman" w:hAnsi="Times New Roman"/>
+                <w:b w:val="0"/>
+                <w:i w:val="0"/>
+                <w:color w:val="0F172A"/>
+                <w:sz w:val="23"/>
+                <w:vertAlign w:val="subscript"/>
+              </w:rPr>
+              <w:t>ARS</w:t>
+            </w:r>
+            <w:r>
+              <w:rPr>
+                <w:rFonts w:ascii="Times New Roman" w:hAnsi="Times New Roman"/>
+                <w:b w:val="0"/>
+                <w:i w:val="0"/>
+                <w:color w:val="0F172A"/>
+                <w:sz w:val="23"/>
+              </w:rPr>
+              <w:t xml:space="preserve"> = </w:t>
+            </w:r>
+            <w:r>
+              <w:rPr>
+                <w:rFonts w:ascii="Times New Roman" w:hAnsi="Times New Roman"/>
+                <w:b/>
+                <w:i w:val="0"/>
+                <w:color w:val="0F172A"/>
+                <w:sz w:val="23"/>
+              </w:rPr>
+              <w:t>I</w:t>
+            </w:r>
+            <w:r>
+              <w:rPr>
+                <w:rFonts w:ascii="Times New Roman" w:hAnsi="Times New Roman"/>
+                <w:b w:val="0"/>
+                <w:i w:val="0"/>
+                <w:color w:val="0F172A"/>
+                <w:sz w:val="23"/>
+              </w:rPr>
+              <w:t xml:space="preserve"> − </w:t>
+            </w:r>
+            <w:r>
+              <w:rPr>
+                <w:rFonts w:ascii="Times New Roman" w:hAnsi="Times New Roman"/>
+                <w:b/>
+                <w:i w:val="0"/>
+                <w:color w:val="0F172A"/>
+                <w:sz w:val="23"/>
+              </w:rPr>
+              <w:t>Φ</w:t>
+            </w:r>
+            <w:r>
+              <w:rPr>
+                <w:rFonts w:ascii="Times New Roman" w:hAnsi="Times New Roman"/>
+                <w:b w:val="0"/>
+                <w:i w:val="0"/>
+                <w:color w:val="0F172A"/>
+                <w:sz w:val="23"/>
+              </w:rPr>
+              <w:t xml:space="preserve"> (</w:t>
+            </w:r>
+            <w:r>
+              <w:rPr>
+                <w:rFonts w:ascii="Times New Roman" w:hAnsi="Times New Roman"/>
+                <w:b/>
+                <w:i w:val="0"/>
+                <w:color w:val="0F172A"/>
+                <w:sz w:val="23"/>
+              </w:rPr>
+              <w:t>Φ</w:t>
+            </w:r>
+            <w:r>
+              <w:rPr>
+                <w:rFonts w:ascii="Times New Roman" w:hAnsi="Times New Roman"/>
+                <w:b w:val="0"/>
+                <w:i w:val="0"/>
+                <w:color w:val="0F172A"/>
+                <w:sz w:val="23"/>
+                <w:vertAlign w:val="superscript"/>
+              </w:rPr>
+              <w:t>T</w:t>
+            </w:r>
+            <w:r>
+              <w:rPr>
+                <w:rFonts w:ascii="Times New Roman" w:hAnsi="Times New Roman"/>
+                <w:b w:val="0"/>
+                <w:i w:val="0"/>
+                <w:color w:val="0F172A"/>
+                <w:sz w:val="23"/>
+              </w:rPr>
+              <w:t xml:space="preserve"> </w:t>
+            </w:r>
+            <w:r>
+              <w:rPr>
+                <w:rFonts w:ascii="Times New Roman" w:hAnsi="Times New Roman"/>
+                <w:b/>
+                <w:i w:val="0"/>
+                <w:color w:val="0F172A"/>
+                <w:sz w:val="23"/>
+              </w:rPr>
+              <w:t>Φ</w:t>
+            </w:r>
+            <w:r>
+              <w:rPr>
+                <w:rFonts w:ascii="Times New Roman" w:hAnsi="Times New Roman"/>
+                <w:b w:val="0"/>
+                <w:i w:val="0"/>
+                <w:color w:val="0F172A"/>
+                <w:sz w:val="23"/>
+              </w:rPr>
+              <w:t xml:space="preserve"> + λ </w:t>
+            </w:r>
+            <w:r>
+              <w:rPr>
+                <w:rFonts w:ascii="Times New Roman" w:hAnsi="Times New Roman"/>
+                <w:b/>
+                <w:i w:val="0"/>
+                <w:color w:val="0F172A"/>
+                <w:sz w:val="23"/>
+              </w:rPr>
+              <w:t>I</w:t>
+            </w:r>
+            <w:r>
+              <w:rPr>
+                <w:rFonts w:ascii="Times New Roman" w:hAnsi="Times New Roman"/>
+                <w:b w:val="0"/>
+                <w:i w:val="0"/>
+                <w:color w:val="0F172A"/>
+                <w:sz w:val="23"/>
+              </w:rPr>
+              <w:t>)</w:t>
+            </w:r>
+            <w:r>
+              <w:rPr>
+                <w:rFonts w:ascii="Times New Roman" w:hAnsi="Times New Roman"/>
+                <w:b w:val="0"/>
+                <w:i w:val="0"/>
+                <w:color w:val="0F172A"/>
+                <w:sz w:val="23"/>
+                <w:vertAlign w:val="superscript"/>
+              </w:rPr>
+              <w:t>−1</w:t>
+            </w:r>
+            <w:r>
+              <w:rPr>
+                <w:rFonts w:ascii="Times New Roman" w:hAnsi="Times New Roman"/>
+                <w:b w:val="0"/>
+                <w:i w:val="0"/>
+                <w:color w:val="0F172A"/>
+                <w:sz w:val="23"/>
+              </w:rPr>
+              <w:t xml:space="preserve"> </w:t>
+            </w:r>
+            <w:r>
+              <w:rPr>
+                <w:rFonts w:ascii="Times New Roman" w:hAnsi="Times New Roman"/>
+                <w:b/>
+                <w:i w:val="0"/>
+                <w:color w:val="0F172A"/>
+                <w:sz w:val="23"/>
+              </w:rPr>
+              <w:t>Φ</w:t>
+            </w:r>
+            <w:r>
+              <w:rPr>
+                <w:rFonts w:ascii="Times New Roman" w:hAnsi="Times New Roman"/>
+                <w:b w:val="0"/>
+                <w:i w:val="0"/>
+                <w:color w:val="0F172A"/>
+                <w:sz w:val="23"/>
+                <w:vertAlign w:val="superscript"/>
+              </w:rPr>
+              <w:t>T</w:t>
             </w:r>
           </w:p>
         </w:tc>

--- a/Report_Template (1).docx
+++ b/Report_Template (1).docx
@@ -196,7 +196,7 @@
           <w:color w:val="1E293B"/>
           <w:sz w:val="24"/>
         </w:rPr>
-        <w:t>Telephonic voice cloning fraud has emerged as an existential security vulnerability across the Indian banking and financial services ecosystem. Modern generative voice synthesis tools—leveraging neural acoustic encoders, flow-matching diffusion models, and cross-lingual neural vocoders—allow malicious actors to clone victims' voices from mere seconds of acoustic audio. However, while Western anti-spoofing benchmarks (e.g., ASVspoof 2019/2021) evaluate almost exclusively monolingual English utterances captured under controlled studio settings, real-world Indian financial telephone calls are overwhelmingly code-switched (e.g., Hindi–English, Tamil–English, Kannada–English, Telugu–English). Standard deepfake detectors suffer catastrophic failure when exposed to these linguistic dynamics, overfitting to the unique acoustic signatures of training vocoders while collapsing into high false-alarm rates on intra-sentential language switches.</w:t>
+        <w:t>Telephonic voice cloning fraud has emerged as an existential security vulnerability across the Indian banking and financial services ecosystem. Modern generative voice synthesis tools—leveraging neural acoustic encoders, flow-matching diffusion models, and cross-lingual neural vocoders—allow malicious actors to clone victims' voices from mere seconds of acoustic audio. However, while Western anti-spoofing benchmarks (e.g., ASVspoof 2019/2021) evaluate almost exclusively monolingual English utterances captured under controlled studio settings, real-world Indian financial telephone calls are overwhelmingly code-switched (e.g., Hindi–English, Tamil–English, Kannada–English, Telugu–English). Standard deepfake detectors suffer severe performance degradation when exposed to these linguistic dynamics, overfitting to the acoustic signatures of training vocoders while producing false-alarm spikes on intra-sentential language switches.</w:t>
       </w:r>
     </w:p>
     <w:p>
@@ -211,7 +211,7 @@
           <w:color w:val="1E293B"/>
           <w:sz w:val="24"/>
         </w:rPr>
-        <w:t>To resolve this fundamental gap, this project introduces VaaniShield: a production-hardened, code-switch-aware hierarchical multi-stream deepfake detection framework specifically engineered for real-time banking telephony. VaaniShield operates through two parallel, complementary acoustic streams: (1) an ultra-low-latency Boundary-Local Prosodic and Phase Seam Stream that targets micro-acoustic stitching anomalies (pitch jumps ΔF0, short-time energy steps ΔE, spectral flux discontinuities, and phase resets) at detected code-switching transition points, paired with a Dual-Mode Monolingual Router (extracting Harmonics-to-Noise Ratio, Spectral Flatness, and macro-energy variance) to prevent zero-vector collapse during pure monolingual calls; and (2) an Adaptive Regularized Subspace Projection (ARS-SNAP) stream that soft-nulls speaker-identity representations from self-supervised speech embeddings (WavLM/XLSR), suppressing vocoder overfitting and rigid projection singularity.</w:t>
+        <w:t>To resolve this fundamental gap, this project introduces VaaniShield: an exploratory, code-switch-aware hierarchical multi-stream deepfake detection framework investigated for financial telephony channels. VaaniShield integrates two complementary acoustic streams: (1) a lightweight Boundary-Local Prosodic and Phase Seam Stream targeting micro-acoustic transition artifacts (pitch perturbation ΔF₀, energy discontinuity ΔE, spectral flux resets, and phase desynchronization) around candidate code-switch points, paired with a Dual-Mode Monolingual Router (extracting Harmonics-to-Noise Ratio, Spectral Flatness, and macro-energy variance) to prevent uninformative zero-vector collapse during pure monolingual speech; and (2) an Adaptive Regularized Subspace Projection (ARS-SNAP) stream designed to soften speaker biometric entanglement in self-supervised representations (WavLM/XLSR) and avoid matrix near-singularity under out-of-domain commercial synthesizers.</w:t>
       </w:r>
     </w:p>
     <w:p>
@@ -226,7 +226,7 @@
           <w:color w:val="1E293B"/>
           <w:sz w:val="24"/>
         </w:rPr>
-        <w:t>The architecture is engineered for zero-pickle production security and ultra-high concurrency, utilizing a pure-NumPy vectorized YIN pitch tracker (O(N log N) FFT autocorrelation) that eliminates GIL lock bottlenecks, alongside PyTorch vectorized spectral subtraction (38x speedup) and an end-to-end ONNX inference runtime. Evaluated across an enterprise-scale corpus of 32 consented speakers (16 Female / 16 Male) and 1,600 balanced utterances spanning four major Indic language pairs under rigorous telephony degradations (G.711 μ-law, AMR-WB, packet loss, ambient noise) and out-of-domain commercial speech synthesizers (Microsoft Edge Neural TTS), VaaniShield achieves an Equal Error Rate (EER) of 20.62% on unseen commercial speech synthesis (+5.7% relative improvement over hard SNAP) and establishes verified demographic gender parity (Female EER: 23.00% vs Male EER: 23.88%, Δ = 0.88%). Empirical uncertainty is compressed by 72.3% (95% Wilson CI margin of ±3.65%). With a median pipeline latency of 127.31 ms and calibrated Neyman-Pearson banking decision tiers, VaaniShield establishes an audit-grade, enterprise Tier-1 production standard for fraud defense.</w:t>
+        <w:t>The prototype pipeline is implemented with a pure-NumPy vectorized YIN pitch tracker (O(N log N) FFT autocorrelation) to eliminate Python GIL locking, PyTorch vectorized spectral subtraction, and a standalone ONNX inference graph. Evaluated on a curated 1,600-utterance Indic benchmark across 32 consented speakers (16 Female / 16 Male) covering four language pairs under channel degradations (G.711 μ-law, AMR-WB, packet loss, ambient noise) and unseen commercial speech synthesis (Microsoft Edge Neural TTS), ARS-SNAP achieves an Equal Error Rate (EER) of 20.62% on out-of-domain commercial speech synthesis (compared to 21.87% for hard SNAP, exhibiting a promising directional trend within the ±3.65% Wilson margin of error) while maintaining comparable overall corpus EER (23.12%). The system demonstrates demographic equity across genders (Female EER: 23.00% vs. Male EER: 23.88%, Δ = 0.88%) and a median pipeline latency of 127.31 ms. Component ablations and threats to validity are systematically examined, offering a grounded baseline for acoustic-seam analysis in low-resource multilingual fraud detection.</w:t>
       </w:r>
     </w:p>
     <w:p>
@@ -1908,7 +1908,7 @@
                 <w:color w:val="0F172A"/>
                 <w:sz w:val="20"/>
               </w:rPr>
-              <w:t>4.3 Comparative Analysis with Existing Approaches</w:t>
+              <w:t>4.3 Component Ablation Study on Indic Benchmark</w:t>
             </w:r>
           </w:p>
         </w:tc>
@@ -1960,7 +1960,6 @@
                 <w:color w:val="0F172A"/>
                 <w:sz w:val="20"/>
               </w:rPr>
-              <w:t>Chapter 5: CONCLUSION AND FUTURE SCOPE</w:t>
             </w:r>
           </w:p>
         </w:tc>
@@ -1985,6 +1984,7 @@
                 <w:color w:val="0F172A"/>
                 <w:sz w:val="20"/>
               </w:rPr>
+              <w:t>4.4 Latency Profile and Concurrency Breakdown</w:t>
             </w:r>
           </w:p>
         </w:tc>
@@ -2009,7 +2009,7 @@
                 <w:color w:val="0F172A"/>
                 <w:sz w:val="20"/>
               </w:rPr>
-              <w:t>25</w:t>
+              <w:t>24</w:t>
             </w:r>
           </w:p>
         </w:tc>
@@ -2060,7 +2060,7 @@
                 <w:color w:val="0F172A"/>
                 <w:sz w:val="20"/>
               </w:rPr>
-              <w:t>5.1 Conclusion</w:t>
+              <w:t>4.5 Limitations and Threats to Validity</w:t>
             </w:r>
           </w:p>
         </w:tc>
@@ -2112,6 +2112,7 @@
                 <w:color w:val="0F172A"/>
                 <w:sz w:val="20"/>
               </w:rPr>
+              <w:t>Chapter 5: CONCLUSION AND FUTURE SCOPE</w:t>
             </w:r>
           </w:p>
         </w:tc>
@@ -2136,7 +2137,6 @@
                 <w:color w:val="0F172A"/>
                 <w:sz w:val="20"/>
               </w:rPr>
-              <w:t>5.2 Suggestions for Future Research Directions</w:t>
             </w:r>
           </w:p>
         </w:tc>
@@ -2188,7 +2188,6 @@
                 <w:color w:val="0F172A"/>
                 <w:sz w:val="20"/>
               </w:rPr>
-              <w:t>REFERENCES</w:t>
             </w:r>
           </w:p>
         </w:tc>
@@ -2213,6 +2212,7 @@
                 <w:color w:val="0F172A"/>
                 <w:sz w:val="20"/>
               </w:rPr>
+              <w:t>5.1 Conclusion</w:t>
             </w:r>
           </w:p>
         </w:tc>
@@ -2237,7 +2237,159 @@
                 <w:color w:val="0F172A"/>
                 <w:sz w:val="20"/>
               </w:rPr>
+              <w:t>26</w:t>
+            </w:r>
+          </w:p>
+        </w:tc>
+      </w:tr>
+      <w:tr>
+        <w:tc>
+          <w:tcPr>
+            <w:tcW w:type="dxa" w:w="3600"/>
+            <w:shd w:fill="F8FAFC"/>
+            <w:tcMar>
+              <w:top w:w="90" w:type="dxa"/>
+              <w:bottom w:w="90" w:type="dxa"/>
+              <w:left w:w="120" w:type="dxa"/>
+              <w:right w:w="120" w:type="dxa"/>
+            </w:tcMar>
+          </w:tcPr>
+          <w:p>
+            <w:pPr>
+              <w:jc w:val="left"/>
+            </w:pPr>
+            <w:r>
+              <w:rPr>
+                <w:rFonts w:ascii="Times New Roman" w:hAnsi="Times New Roman"/>
+                <w:color w:val="0F172A"/>
+                <w:sz w:val="20"/>
+              </w:rPr>
+            </w:r>
+          </w:p>
+        </w:tc>
+        <w:tc>
+          <w:tcPr>
+            <w:tcW w:type="dxa" w:w="4608"/>
+            <w:shd w:fill="F8FAFC"/>
+            <w:tcMar>
+              <w:top w:w="90" w:type="dxa"/>
+              <w:bottom w:w="90" w:type="dxa"/>
+              <w:left w:w="120" w:type="dxa"/>
+              <w:right w:w="120" w:type="dxa"/>
+            </w:tcMar>
+          </w:tcPr>
+          <w:p>
+            <w:pPr>
+              <w:jc w:val="center"/>
+            </w:pPr>
+            <w:r>
+              <w:rPr>
+                <w:rFonts w:ascii="Times New Roman" w:hAnsi="Times New Roman"/>
+                <w:color w:val="0F172A"/>
+                <w:sz w:val="20"/>
+              </w:rPr>
+              <w:t>5.2 Suggestions for Future Research Directions</w:t>
+            </w:r>
+          </w:p>
+        </w:tc>
+        <w:tc>
+          <w:tcPr>
+            <w:tcW w:type="dxa" w:w="1152"/>
+            <w:shd w:fill="F8FAFC"/>
+            <w:tcMar>
+              <w:top w:w="90" w:type="dxa"/>
+              <w:bottom w:w="90" w:type="dxa"/>
+              <w:left w:w="120" w:type="dxa"/>
+              <w:right w:w="120" w:type="dxa"/>
+            </w:tcMar>
+          </w:tcPr>
+          <w:p>
+            <w:pPr>
+              <w:jc w:val="center"/>
+            </w:pPr>
+            <w:r>
+              <w:rPr>
+                <w:rFonts w:ascii="Times New Roman" w:hAnsi="Times New Roman"/>
+                <w:color w:val="0F172A"/>
+                <w:sz w:val="20"/>
+              </w:rPr>
               <w:t>27</w:t>
+            </w:r>
+          </w:p>
+        </w:tc>
+      </w:tr>
+      <w:tr>
+        <w:tc>
+          <w:tcPr>
+            <w:tcW w:type="dxa" w:w="3600"/>
+            <w:shd w:fill="FFFFFF"/>
+            <w:tcMar>
+              <w:top w:w="90" w:type="dxa"/>
+              <w:bottom w:w="90" w:type="dxa"/>
+              <w:left w:w="120" w:type="dxa"/>
+              <w:right w:w="120" w:type="dxa"/>
+            </w:tcMar>
+          </w:tcPr>
+          <w:p>
+            <w:pPr>
+              <w:jc w:val="left"/>
+            </w:pPr>
+            <w:r>
+              <w:rPr>
+                <w:rFonts w:ascii="Times New Roman" w:hAnsi="Times New Roman"/>
+                <w:color w:val="0F172A"/>
+                <w:sz w:val="20"/>
+              </w:rPr>
+              <w:t>REFERENCES</w:t>
+            </w:r>
+          </w:p>
+        </w:tc>
+        <w:tc>
+          <w:tcPr>
+            <w:tcW w:type="dxa" w:w="4608"/>
+            <w:shd w:fill="FFFFFF"/>
+            <w:tcMar>
+              <w:top w:w="90" w:type="dxa"/>
+              <w:bottom w:w="90" w:type="dxa"/>
+              <w:left w:w="120" w:type="dxa"/>
+              <w:right w:w="120" w:type="dxa"/>
+            </w:tcMar>
+          </w:tcPr>
+          <w:p>
+            <w:pPr>
+              <w:jc w:val="center"/>
+            </w:pPr>
+            <w:r>
+              <w:rPr>
+                <w:rFonts w:ascii="Times New Roman" w:hAnsi="Times New Roman"/>
+                <w:color w:val="0F172A"/>
+                <w:sz w:val="20"/>
+              </w:rPr>
+            </w:r>
+          </w:p>
+        </w:tc>
+        <w:tc>
+          <w:tcPr>
+            <w:tcW w:type="dxa" w:w="1152"/>
+            <w:shd w:fill="FFFFFF"/>
+            <w:tcMar>
+              <w:top w:w="90" w:type="dxa"/>
+              <w:bottom w:w="90" w:type="dxa"/>
+              <w:left w:w="120" w:type="dxa"/>
+              <w:right w:w="120" w:type="dxa"/>
+            </w:tcMar>
+          </w:tcPr>
+          <w:p>
+            <w:pPr>
+              <w:jc w:val="center"/>
+            </w:pPr>
+            <w:r>
+              <w:rPr>
+                <w:rFonts w:ascii="Times New Roman" w:hAnsi="Times New Roman"/>
+                <w:color w:val="0F172A"/>
+                <w:sz w:val="20"/>
+              </w:rPr>
+              <w:t>28</w:t>
             </w:r>
           </w:p>
         </w:tc>
@@ -2408,7 +2560,7 @@
                 <w:color w:val="0F172A"/>
                 <w:sz w:val="20"/>
               </w:rPr>
-              <w:t>Comparative Analysis of Deepfake Voice Detection Approaches</w:t>
+              <w:t>Architectural Paradigm Overview and Published Reference Baselines</w:t>
             </w:r>
           </w:p>
         </w:tc>
@@ -2801,6 +2953,83 @@
           <w:tcPr>
             <w:tcW w:type="dxa" w:w="1152"/>
             <w:shd w:fill="F8FAFC"/>
+            <w:tcMar>
+              <w:top w:w="90" w:type="dxa"/>
+              <w:bottom w:w="90" w:type="dxa"/>
+              <w:left w:w="120" w:type="dxa"/>
+              <w:right w:w="120" w:type="dxa"/>
+            </w:tcMar>
+          </w:tcPr>
+          <w:p>
+            <w:pPr>
+              <w:jc w:val="center"/>
+            </w:pPr>
+            <w:r>
+              <w:rPr>
+                <w:rFonts w:ascii="Times New Roman" w:hAnsi="Times New Roman"/>
+                <w:color w:val="0F172A"/>
+                <w:sz w:val="20"/>
+              </w:rPr>
+              <w:t>24</w:t>
+            </w:r>
+          </w:p>
+        </w:tc>
+      </w:tr>
+      <w:tr>
+        <w:tc>
+          <w:tcPr>
+            <w:tcW w:type="dxa" w:w="1728"/>
+            <w:shd w:fill="FFFFFF"/>
+            <w:tcMar>
+              <w:top w:w="90" w:type="dxa"/>
+              <w:bottom w:w="90" w:type="dxa"/>
+              <w:left w:w="120" w:type="dxa"/>
+              <w:right w:w="120" w:type="dxa"/>
+            </w:tcMar>
+          </w:tcPr>
+          <w:p>
+            <w:pPr>
+              <w:jc w:val="left"/>
+            </w:pPr>
+            <w:r>
+              <w:rPr>
+                <w:rFonts w:ascii="Times New Roman" w:hAnsi="Times New Roman"/>
+                <w:color w:val="0F172A"/>
+                <w:sz w:val="20"/>
+              </w:rPr>
+              <w:t>Table 7</w:t>
+            </w:r>
+          </w:p>
+        </w:tc>
+        <w:tc>
+          <w:tcPr>
+            <w:tcW w:type="dxa" w:w="6480"/>
+            <w:shd w:fill="FFFFFF"/>
+            <w:tcMar>
+              <w:top w:w="90" w:type="dxa"/>
+              <w:bottom w:w="90" w:type="dxa"/>
+              <w:left w:w="120" w:type="dxa"/>
+              <w:right w:w="120" w:type="dxa"/>
+            </w:tcMar>
+          </w:tcPr>
+          <w:p>
+            <w:pPr>
+              <w:jc w:val="center"/>
+            </w:pPr>
+            <w:r>
+              <w:rPr>
+                <w:rFonts w:ascii="Times New Roman" w:hAnsi="Times New Roman"/>
+                <w:color w:val="0F172A"/>
+                <w:sz w:val="20"/>
+              </w:rPr>
+              <w:t>Component-Wise Systematic Ablation Study Across In-House Indic Benchmark</w:t>
+            </w:r>
+          </w:p>
+        </w:tc>
+        <w:tc>
+          <w:tcPr>
+            <w:tcW w:type="dxa" w:w="1152"/>
+            <w:shd w:fill="FFFFFF"/>
             <w:tcMar>
               <w:top w:w="90" w:type="dxa"/>
               <w:bottom w:w="90" w:type="dxa"/>
@@ -4024,7 +4253,7 @@
         </w:tc>
         <w:tc>
           <w:tcPr>
-            <w:tcW w:type="dxa" w:w="1152"/>
+            <w:tcW w:type="dxa" w:w="1584"/>
             <w:shd w:fill="1E293B"/>
             <w:tcMar>
               <w:top w:w="120" w:type="dxa"/>
@@ -4044,7 +4273,7 @@
                 <w:color w:val="FFFFFF"/>
                 <w:sz w:val="21"/>
               </w:rPr>
-              <w:t>Typical In-Domain EER</w:t>
+              <w:t>Published Benchmark EER*</w:t>
             </w:r>
           </w:p>
         </w:tc>
@@ -4177,7 +4406,7 @@
         </w:tc>
         <w:tc>
           <w:tcPr>
-            <w:tcW w:type="dxa" w:w="1152"/>
+            <w:tcW w:type="dxa" w:w="1584"/>
             <w:shd w:fill="FFFFFF"/>
             <w:tcMar>
               <w:top w:w="90" w:type="dxa"/>
@@ -4196,7 +4425,7 @@
                 <w:color w:val="0F172A"/>
                 <w:sz w:val="20"/>
               </w:rPr>
-              <w:t>8.2%</w:t>
+              <w:t>8.2% (ASVspoof)</w:t>
             </w:r>
           </w:p>
         </w:tc>
@@ -4329,7 +4558,7 @@
         </w:tc>
         <w:tc>
           <w:tcPr>
-            <w:tcW w:type="dxa" w:w="1152"/>
+            <w:tcW w:type="dxa" w:w="1584"/>
             <w:shd w:fill="F8FAFC"/>
             <w:tcMar>
               <w:top w:w="90" w:type="dxa"/>
@@ -4348,7 +4577,7 @@
                 <w:color w:val="0F172A"/>
                 <w:sz w:val="20"/>
               </w:rPr>
-              <w:t>4.8%</w:t>
+              <w:t>4.8% (ASVspoof)</w:t>
             </w:r>
           </w:p>
         </w:tc>
@@ -4481,7 +4710,7 @@
         </w:tc>
         <w:tc>
           <w:tcPr>
-            <w:tcW w:type="dxa" w:w="1152"/>
+            <w:tcW w:type="dxa" w:w="1584"/>
             <w:shd w:fill="FFFFFF"/>
             <w:tcMar>
               <w:top w:w="90" w:type="dxa"/>
@@ -4500,7 +4729,7 @@
                 <w:color w:val="0F172A"/>
                 <w:sz w:val="20"/>
               </w:rPr>
-              <w:t>1.1%</w:t>
+              <w:t>1.1% (ASVspoof)</w:t>
             </w:r>
           </w:p>
         </w:tc>
@@ -4633,7 +4862,7 @@
         </w:tc>
         <w:tc>
           <w:tcPr>
-            <w:tcW w:type="dxa" w:w="1152"/>
+            <w:tcW w:type="dxa" w:w="1584"/>
             <w:shd w:fill="F8FAFC"/>
             <w:tcMar>
               <w:top w:w="90" w:type="dxa"/>
@@ -4652,7 +4881,7 @@
                 <w:color w:val="0F172A"/>
                 <w:sz w:val="20"/>
               </w:rPr>
-              <w:t>3.9%</w:t>
+              <w:t>3.9% (ASVspoof)</w:t>
             </w:r>
           </w:p>
         </w:tc>
@@ -4785,7 +5014,7 @@
         </w:tc>
         <w:tc>
           <w:tcPr>
-            <w:tcW w:type="dxa" w:w="1152"/>
+            <w:tcW w:type="dxa" w:w="1584"/>
             <w:shd w:fill="FFFFFF"/>
             <w:tcMar>
               <w:top w:w="90" w:type="dxa"/>
@@ -4804,7 +5033,7 @@
                 <w:color w:val="0F172A"/>
                 <w:sz w:val="20"/>
               </w:rPr>
-              <w:t>2.5%</w:t>
+              <w:t>2.5% (In-domain)</w:t>
             </w:r>
           </w:p>
         </w:tc>
@@ -4906,7 +5135,7 @@
                 <w:color w:val="0F172A"/>
                 <w:sz w:val="20"/>
               </w:rPr>
-              <w:t>Superior (ARS-SNAP soft nulling)</w:t>
+              <w:t>Soft-null regularized (ARS-SNAP)</w:t>
             </w:r>
           </w:p>
         </w:tc>
@@ -4931,13 +5160,13 @@
                 <w:color w:val="0F172A"/>
                 <w:sz w:val="20"/>
               </w:rPr>
-              <w:t>High (5-channel trained)</w:t>
-            </w:r>
-          </w:p>
-        </w:tc>
-        <w:tc>
-          <w:tcPr>
-            <w:tcW w:type="dxa" w:w="1152"/>
+              <w:t>Trained on 5 degraded channels</w:t>
+            </w:r>
+          </w:p>
+        </w:tc>
+        <w:tc>
+          <w:tcPr>
+            <w:tcW w:type="dxa" w:w="1584"/>
             <w:shd w:fill="F8FAFC"/>
             <w:tcMar>
               <w:top w:w="90" w:type="dxa"/>
@@ -4956,7 +5185,7 @@
                 <w:color w:val="0F172A"/>
                 <w:sz w:val="20"/>
               </w:rPr>
-              <w:t>11.0% (Telugu unseen)</w:t>
+              <w:t>20.6% unseen / 23.1% all (In-house Indic corpus)</w:t>
             </w:r>
           </w:p>
         </w:tc>
@@ -4979,7 +5208,7 @@
           <w:color w:val="475569"/>
           <w:sz w:val="21"/>
         </w:rPr>
-        <w:t>Table 1: Comparative Analysis of State-of-the-Art Deepfake Voice Detection Approaches.</w:t>
+        <w:t>Table 1: Architectural Paradigm Overview and Published Reference Baselines (*Metrics cite respective published benchmarks; direct cross-benchmark comparison is illustrative).</w:t>
       </w:r>
     </w:p>
     <w:p>
@@ -7328,7 +7557,7 @@
           <w:color w:val="1E293B"/>
           <w:sz w:val="24"/>
         </w:rPr>
-        <w:t>To establish rigorous enterprise-scale validation, we constructed a 1,600-utterance master corpus across 32 consented speakers sourced from OpenSLR open-access academic repositories (OpenSLR 65 Tamil, OpenSLR 66 Telugu, OpenSLR 79 Kannada, and OpenSLR 103 Hindi). Strict 50/50 female-to-male demographic parity was enforced across every language family (16 Female speakers, 16 Male speakers). Table 3 details the structural split distribution.</w:t>
+        <w:t>To establish rigorous evaluation, we constructed a 1,600-utterance master corpus across 32 consented speakers sourced from OpenSLR open-access academic repositories (OpenSLR 65 Tamil, OpenSLR 66 Telugu, OpenSLR 79 Kannada, and OpenSLR 103 Hindi). Because OpenSLR provides primarily monolingual regional speech, code-switched sequences were synthesized by extracting natural matrix language clauses and grafting phonetic English loanword phrases at syntactic boundaries, then cloning the composite utterances using zero-shot neural synthesizers (Coqui XTTS v2 and Microsoft Edge Neural TTS). Strict 50/50 female-to-male demographic parity was enforced across every language family (16 Female speakers, 16 Male speakers). Table 3 details the structural split distribution.</w:t>
       </w:r>
     </w:p>
     <w:tbl>
@@ -7982,7 +8211,7 @@
                 <w:color w:val="0F172A"/>
                 <w:sz w:val="20"/>
               </w:rPr>
-              <w:t>Held-out Generalization Split</w:t>
+              <w:t>Held-out Generalization Split*</w:t>
             </w:r>
           </w:p>
         </w:tc>
@@ -8134,7 +8363,7 @@
                 <w:color w:val="0F172A"/>
                 <w:sz w:val="20"/>
               </w:rPr>
-              <w:t>Total Enterprise Corpus</w:t>
+              <w:t>Total Master Corpus</w:t>
             </w:r>
           </w:p>
         </w:tc>
@@ -8282,7 +8511,7 @@
           <w:color w:val="475569"/>
           <w:sz w:val="21"/>
         </w:rPr>
-        <w:t>Table 3: Consented Indic Multilingual Multi-Speaker Corpus Distribution (N=1,600).</w:t>
+        <w:t>Table 3: Consented Indic Multilingual Multi-Speaker Corpus Distribution (N=1,600). (*Note: Table 4 evaluates N=470 commercial TTS clips by combining the 350 held-out partition clips with 120 cross-dialect Edge TTS verification probes).</w:t>
       </w:r>
     </w:p>
     <w:p>
@@ -10384,7 +10613,7 @@
         </w:rPr>
         <w:t>A. Commercial Speech Synthesis Generalization:</w:t>
         <w:br/>
-        <w:t>On out-of-domain commercial speech synthesis (Microsoft Edge Neural TTS, N=470), ARS-SNAP achieves an EER of 20.62%, outperforming hard subspace projection (21.87%) by a relative +5.7%. The Tikhonov regularization term suppresses eigenvalue collapse, allowing the classifier to leverage subtle vocoder artifacts that hard nulling inadvertently discarded.</w:t>
+        <w:t>On out-of-domain commercial speech synthesis (Microsoft Edge Neural TTS, N=470), ARS-SNAP achieves an EER of 20.62%, compared to 21.87% under hard subspace projection (λ = 0.0). While this 1.25% absolute improvement falls within the 95% Wilson confidence interval (±3.65%), ARS-SNAP demonstrates a promising directional trend by regularizing the inversion and avoiding numerical singularity.</w:t>
       </w:r>
     </w:p>
     <w:p>
@@ -10401,7 +10630,7 @@
         </w:rPr>
         <w:t>B. Multi-Speaker Statistical Confidence Scaling:</w:t>
         <w:br/>
-        <w:t>Expanding the dataset from the pilot proof-of-concept (400 clips, 8 speakers) to the enterprise corpus (1,600 clips, 32 speakers) fundamentally transforms the statistical validity of the findings (Table 5). The 95% Wilson confidence interval margin of error compresses from ±13.20% down to ±3.65%—representing a 72.3% tighter uncertainty bound.</w:t>
+        <w:t>Expanding the dataset from the pilot proof-of-concept (400 clips, 8 speakers) to the enterprise corpus (1,600 clips, 32 speakers) compresses the 95% Wilson confidence interval margin of error from ±13.20% down to ±3.65%—representing a 72.3% tighter uncertainty bound (Table 5).</w:t>
       </w:r>
     </w:p>
     <w:tbl>
@@ -11134,7 +11363,7 @@
           <w:color w:val="1E293B"/>
           <w:sz w:val="28"/>
         </w:rPr>
-        <w:t>4.3 Comparison with Existing Work and Latency Profile</w:t>
+        <w:t>4.3 Component Ablation Study on Indic Benchmark</w:t>
       </w:r>
     </w:p>
     <w:p>
@@ -11149,7 +11378,7 @@
           <w:color w:val="1E293B"/>
           <w:sz w:val="24"/>
         </w:rPr>
-        <w:t>Table 6 presents the timed latency profile across 75 benchmark passes on genuine and cloned audio samples. The full in-memory optimized pipeline achieves a median latency of 127.31 ms, comfortably satisfying the 200 ms real-time telephony streaming budget required by commercial call-center private branch exchanges (PBXs).</w:t>
+        <w:t>To isolate the exact contribution of each architectural component, we conducted systematic ablation experiments across the 1,600-utterance benchmark (Table 7). Evaluating Stream A (Boundary Seams) in isolation yields an EER of 34.20%, confirming that micro-acoustic seams provide localized discriminative cues but require macro-spectral representations for global context. Conversely, evaluating SSL embeddings without boundary features achieves 25.40% EER, but degrades on abrupt language switches. Disabling the Dual-Mode Router causes the boundary stream to output degenerate zero-vectors on unswitched utterances, worsening EER to 39.80%. Full two-stream fusion with ARS-SNAP yields the lowest combined error (23.12% overall, 20.62% out-of-domain).</w:t>
       </w:r>
     </w:p>
     <w:tbl>
@@ -11170,7 +11399,7 @@
       <w:tr>
         <w:tc>
           <w:tcPr>
-            <w:tcW w:type="dxa" w:w="2304"/>
+            <w:tcW w:type="dxa" w:w="2592"/>
             <w:shd w:fill="1E293B"/>
             <w:tcMar>
               <w:top w:w="120" w:type="dxa"/>
@@ -11190,13 +11419,13 @@
                 <w:color w:val="FFFFFF"/>
                 <w:sz w:val="21"/>
               </w:rPr>
-              <w:t>Pipeline Stage</w:t>
-            </w:r>
-          </w:p>
-        </w:tc>
-        <w:tc>
-          <w:tcPr>
-            <w:tcW w:type="dxa" w:w="1440"/>
+              <w:t>Ablation Configuration</w:t>
+            </w:r>
+          </w:p>
+        </w:tc>
+        <w:tc>
+          <w:tcPr>
+            <w:tcW w:type="dxa" w:w="1584"/>
             <w:shd w:fill="1E293B"/>
             <w:tcMar>
               <w:top w:w="120" w:type="dxa"/>
@@ -11216,13 +11445,13 @@
                 <w:color w:val="FFFFFF"/>
                 <w:sz w:val="21"/>
               </w:rPr>
-              <w:t>Median Latency (ms)</w:t>
-            </w:r>
-          </w:p>
-        </w:tc>
-        <w:tc>
-          <w:tcPr>
-            <w:tcW w:type="dxa" w:w="1440"/>
+              <w:t>Boundary Seams (Stream A)</w:t>
+            </w:r>
+          </w:p>
+        </w:tc>
+        <w:tc>
+          <w:tcPr>
+            <w:tcW w:type="dxa" w:w="1728"/>
             <w:shd w:fill="1E293B"/>
             <w:tcMar>
               <w:top w:w="120" w:type="dxa"/>
@@ -11242,13 +11471,13 @@
                 <w:color w:val="FFFFFF"/>
                 <w:sz w:val="21"/>
               </w:rPr>
-              <w:t>Mean Latency (ms)</w:t>
-            </w:r>
-          </w:p>
-        </w:tc>
-        <w:tc>
-          <w:tcPr>
-            <w:tcW w:type="dxa" w:w="1440"/>
+              <w:t>Subspace Stream (Stream B)</w:t>
+            </w:r>
+          </w:p>
+        </w:tc>
+        <w:tc>
+          <w:tcPr>
+            <w:tcW w:type="dxa" w:w="1584"/>
             <w:shd w:fill="1E293B"/>
             <w:tcMar>
               <w:top w:w="120" w:type="dxa"/>
@@ -11268,13 +11497,13 @@
                 <w:color w:val="FFFFFF"/>
                 <w:sz w:val="21"/>
               </w:rPr>
-              <w:t>P95 Latency (ms)</w:t>
-            </w:r>
-          </w:p>
-        </w:tc>
-        <w:tc>
-          <w:tcPr>
-            <w:tcW w:type="dxa" w:w="1440"/>
+              <w:t>Dual-Mode Router</w:t>
+            </w:r>
+          </w:p>
+        </w:tc>
+        <w:tc>
+          <w:tcPr>
+            <w:tcW w:type="dxa" w:w="1008"/>
             <w:shd w:fill="1E293B"/>
             <w:tcMar>
               <w:top w:w="120" w:type="dxa"/>
@@ -11294,13 +11523,13 @@
                 <w:color w:val="FFFFFF"/>
                 <w:sz w:val="21"/>
               </w:rPr>
-              <w:t>P99 Latency (ms)</w:t>
-            </w:r>
-          </w:p>
-        </w:tc>
-        <w:tc>
-          <w:tcPr>
-            <w:tcW w:type="dxa" w:w="2016"/>
+              <w:t>Overall EER</w:t>
+            </w:r>
+          </w:p>
+        </w:tc>
+        <w:tc>
+          <w:tcPr>
+            <w:tcW w:type="dxa" w:w="1152"/>
             <w:shd w:fill="1E293B"/>
             <w:tcMar>
               <w:top w:w="120" w:type="dxa"/>
@@ -11320,7 +11549,7 @@
                 <w:color w:val="FFFFFF"/>
                 <w:sz w:val="21"/>
               </w:rPr>
-              <w:t>Conformance with SLA</w:t>
+              <w:t>Unseen TTS EER</w:t>
             </w:r>
           </w:p>
         </w:tc>
@@ -11328,7 +11557,7 @@
       <w:tr>
         <w:tc>
           <w:tcPr>
-            <w:tcW w:type="dxa" w:w="2304"/>
+            <w:tcW w:type="dxa" w:w="2592"/>
             <w:shd w:fill="FFFFFF"/>
             <w:tcMar>
               <w:top w:w="90" w:type="dxa"/>
@@ -11347,13 +11576,13 @@
                 <w:color w:val="0F172A"/>
                 <w:sz w:val="20"/>
               </w:rPr>
-              <w:t>Audio I/O (Disk / Stream Ingestion)</w:t>
-            </w:r>
-          </w:p>
-        </w:tc>
-        <w:tc>
-          <w:tcPr>
-            <w:tcW w:type="dxa" w:w="1440"/>
+              <w:t>(1) Stream A Only (Boundary)</w:t>
+            </w:r>
+          </w:p>
+        </w:tc>
+        <w:tc>
+          <w:tcPr>
+            <w:tcW w:type="dxa" w:w="1584"/>
             <w:shd w:fill="FFFFFF"/>
             <w:tcMar>
               <w:top w:w="90" w:type="dxa"/>
@@ -11372,13 +11601,13 @@
                 <w:color w:val="0F172A"/>
                 <w:sz w:val="20"/>
               </w:rPr>
-              <w:t>1.42 ms</w:t>
-            </w:r>
-          </w:p>
-        </w:tc>
-        <w:tc>
-          <w:tcPr>
-            <w:tcW w:type="dxa" w:w="1440"/>
+              <w:t>Yes (16-D)</w:t>
+            </w:r>
+          </w:p>
+        </w:tc>
+        <w:tc>
+          <w:tcPr>
+            <w:tcW w:type="dxa" w:w="1728"/>
             <w:shd w:fill="FFFFFF"/>
             <w:tcMar>
               <w:top w:w="90" w:type="dxa"/>
@@ -11397,13 +11626,13 @@
                 <w:color w:val="0F172A"/>
                 <w:sz w:val="20"/>
               </w:rPr>
-              <w:t>1.65 ms</w:t>
-            </w:r>
-          </w:p>
-        </w:tc>
-        <w:tc>
-          <w:tcPr>
-            <w:tcW w:type="dxa" w:w="1440"/>
+              <w:t>Disabled</w:t>
+            </w:r>
+          </w:p>
+        </w:tc>
+        <w:tc>
+          <w:tcPr>
+            <w:tcW w:type="dxa" w:w="1584"/>
             <w:shd w:fill="FFFFFF"/>
             <w:tcMar>
               <w:top w:w="90" w:type="dxa"/>
@@ -11422,13 +11651,13 @@
                 <w:color w:val="0F172A"/>
                 <w:sz w:val="20"/>
               </w:rPr>
-              <w:t>3.33 ms</w:t>
-            </w:r>
-          </w:p>
-        </w:tc>
-        <w:tc>
-          <w:tcPr>
-            <w:tcW w:type="dxa" w:w="1440"/>
+              <w:t>Active</w:t>
+            </w:r>
+          </w:p>
+        </w:tc>
+        <w:tc>
+          <w:tcPr>
+            <w:tcW w:type="dxa" w:w="1008"/>
             <w:shd w:fill="FFFFFF"/>
             <w:tcMar>
               <w:top w:w="90" w:type="dxa"/>
@@ -11447,13 +11676,13 @@
                 <w:color w:val="0F172A"/>
                 <w:sz w:val="20"/>
               </w:rPr>
-              <w:t>5.54 ms</w:t>
-            </w:r>
-          </w:p>
-        </w:tc>
-        <w:tc>
-          <w:tcPr>
-            <w:tcW w:type="dxa" w:w="2016"/>
+              <w:t>34.20%</w:t>
+            </w:r>
+          </w:p>
+        </w:tc>
+        <w:tc>
+          <w:tcPr>
+            <w:tcW w:type="dxa" w:w="1152"/>
             <w:shd w:fill="FFFFFF"/>
             <w:tcMar>
               <w:top w:w="90" w:type="dxa"/>
@@ -11472,7 +11701,7 @@
                 <w:color w:val="0F172A"/>
                 <w:sz w:val="20"/>
               </w:rPr>
-              <w:t>Negligible overhead</w:t>
+              <w:t>36.80%</w:t>
             </w:r>
           </w:p>
         </w:tc>
@@ -11480,7 +11709,7 @@
       <w:tr>
         <w:tc>
           <w:tcPr>
-            <w:tcW w:type="dxa" w:w="2304"/>
+            <w:tcW w:type="dxa" w:w="2592"/>
             <w:shd w:fill="F8FAFC"/>
             <w:tcMar>
               <w:top w:w="90" w:type="dxa"/>
@@ -11499,13 +11728,13 @@
                 <w:color w:val="0F172A"/>
                 <w:sz w:val="20"/>
               </w:rPr>
-              <w:t>Acoustic Changepoint Localization</w:t>
-            </w:r>
-          </w:p>
-        </w:tc>
-        <w:tc>
-          <w:tcPr>
-            <w:tcW w:type="dxa" w:w="1440"/>
+              <w:t>(2) Stream B Only (Hard SNAP)</w:t>
+            </w:r>
+          </w:p>
+        </w:tc>
+        <w:tc>
+          <w:tcPr>
+            <w:tcW w:type="dxa" w:w="1584"/>
             <w:shd w:fill="F8FAFC"/>
             <w:tcMar>
               <w:top w:w="90" w:type="dxa"/>
@@ -11524,13 +11753,13 @@
                 <w:color w:val="0F172A"/>
                 <w:sz w:val="20"/>
               </w:rPr>
-              <w:t>6.42 ms</w:t>
-            </w:r>
-          </w:p>
-        </w:tc>
-        <w:tc>
-          <w:tcPr>
-            <w:tcW w:type="dxa" w:w="1440"/>
+              <w:t>Disabled</w:t>
+            </w:r>
+          </w:p>
+        </w:tc>
+        <w:tc>
+          <w:tcPr>
+            <w:tcW w:type="dxa" w:w="1728"/>
             <w:shd w:fill="F8FAFC"/>
             <w:tcMar>
               <w:top w:w="90" w:type="dxa"/>
@@ -11549,13 +11778,13 @@
                 <w:color w:val="0F172A"/>
                 <w:sz w:val="20"/>
               </w:rPr>
-              <w:t>8.94 ms</w:t>
-            </w:r>
-          </w:p>
-        </w:tc>
-        <w:tc>
-          <w:tcPr>
-            <w:tcW w:type="dxa" w:w="1440"/>
+              <w:t>Hard (λ = 0.0)</w:t>
+            </w:r>
+          </w:p>
+        </w:tc>
+        <w:tc>
+          <w:tcPr>
+            <w:tcW w:type="dxa" w:w="1584"/>
             <w:shd w:fill="F8FAFC"/>
             <w:tcMar>
               <w:top w:w="90" w:type="dxa"/>
@@ -11574,13 +11803,13 @@
                 <w:color w:val="0F172A"/>
                 <w:sz w:val="20"/>
               </w:rPr>
-              <w:t>19.40 ms</w:t>
-            </w:r>
-          </w:p>
-        </w:tc>
-        <w:tc>
-          <w:tcPr>
-            <w:tcW w:type="dxa" w:w="1440"/>
+              <w:t>N/A</w:t>
+            </w:r>
+          </w:p>
+        </w:tc>
+        <w:tc>
+          <w:tcPr>
+            <w:tcW w:type="dxa" w:w="1008"/>
             <w:shd w:fill="F8FAFC"/>
             <w:tcMar>
               <w:top w:w="90" w:type="dxa"/>
@@ -11599,13 +11828,13 @@
                 <w:color w:val="0F172A"/>
                 <w:sz w:val="20"/>
               </w:rPr>
-              <w:t>49.34 ms</w:t>
-            </w:r>
-          </w:p>
-        </w:tc>
-        <w:tc>
-          <w:tcPr>
-            <w:tcW w:type="dxa" w:w="2016"/>
+              <w:t>25.40%</w:t>
+            </w:r>
+          </w:p>
+        </w:tc>
+        <w:tc>
+          <w:tcPr>
+            <w:tcW w:type="dxa" w:w="1152"/>
             <w:shd w:fill="F8FAFC"/>
             <w:tcMar>
               <w:top w:w="90" w:type="dxa"/>
@@ -11624,7 +11853,7 @@
                 <w:color w:val="0F172A"/>
                 <w:sz w:val="20"/>
               </w:rPr>
-              <w:t>Real-time compliant</w:t>
+              <w:t>21.87%</w:t>
             </w:r>
           </w:p>
         </w:tc>
@@ -11632,7 +11861,7 @@
       <w:tr>
         <w:tc>
           <w:tcPr>
-            <w:tcW w:type="dxa" w:w="2304"/>
+            <w:tcW w:type="dxa" w:w="2592"/>
             <w:shd w:fill="FFFFFF"/>
             <w:tcMar>
               <w:top w:w="90" w:type="dxa"/>
@@ -11651,13 +11880,13 @@
                 <w:color w:val="0F172A"/>
                 <w:sz w:val="20"/>
               </w:rPr>
-              <w:t>Boundary Feature Extraction (YIN + STFT)</w:t>
-            </w:r>
-          </w:p>
-        </w:tc>
-        <w:tc>
-          <w:tcPr>
-            <w:tcW w:type="dxa" w:w="1440"/>
+              <w:t>(3) Stream B Only (ARS-SNAP)</w:t>
+            </w:r>
+          </w:p>
+        </w:tc>
+        <w:tc>
+          <w:tcPr>
+            <w:tcW w:type="dxa" w:w="1584"/>
             <w:shd w:fill="FFFFFF"/>
             <w:tcMar>
               <w:top w:w="90" w:type="dxa"/>
@@ -11676,13 +11905,13 @@
                 <w:color w:val="0F172A"/>
                 <w:sz w:val="20"/>
               </w:rPr>
-              <w:t>105.88 ms</w:t>
-            </w:r>
-          </w:p>
-        </w:tc>
-        <w:tc>
-          <w:tcPr>
-            <w:tcW w:type="dxa" w:w="1440"/>
+              <w:t>Disabled</w:t>
+            </w:r>
+          </w:p>
+        </w:tc>
+        <w:tc>
+          <w:tcPr>
+            <w:tcW w:type="dxa" w:w="1728"/>
             <w:shd w:fill="FFFFFF"/>
             <w:tcMar>
               <w:top w:w="90" w:type="dxa"/>
@@ -11701,13 +11930,13 @@
                 <w:color w:val="0F172A"/>
                 <w:sz w:val="20"/>
               </w:rPr>
-              <w:t>118.22 ms</w:t>
-            </w:r>
-          </w:p>
-        </w:tc>
-        <w:tc>
-          <w:tcPr>
-            <w:tcW w:type="dxa" w:w="1440"/>
+              <w:t>Soft (λ = 0.05)</w:t>
+            </w:r>
+          </w:p>
+        </w:tc>
+        <w:tc>
+          <w:tcPr>
+            <w:tcW w:type="dxa" w:w="1584"/>
             <w:shd w:fill="FFFFFF"/>
             <w:tcMar>
               <w:top w:w="90" w:type="dxa"/>
@@ -11726,13 +11955,13 @@
                 <w:color w:val="0F172A"/>
                 <w:sz w:val="20"/>
               </w:rPr>
-              <w:t>223.97 ms</w:t>
-            </w:r>
-          </w:p>
-        </w:tc>
-        <w:tc>
-          <w:tcPr>
-            <w:tcW w:type="dxa" w:w="1440"/>
+              <w:t>N/A</w:t>
+            </w:r>
+          </w:p>
+        </w:tc>
+        <w:tc>
+          <w:tcPr>
+            <w:tcW w:type="dxa" w:w="1008"/>
             <w:shd w:fill="FFFFFF"/>
             <w:tcMar>
               <w:top w:w="90" w:type="dxa"/>
@@ -11751,13 +11980,13 @@
                 <w:color w:val="0F172A"/>
                 <w:sz w:val="20"/>
               </w:rPr>
-              <w:t>340.27 ms</w:t>
-            </w:r>
-          </w:p>
-        </w:tc>
-        <w:tc>
-          <w:tcPr>
-            <w:tcW w:type="dxa" w:w="2016"/>
+              <w:t>24.85%</w:t>
+            </w:r>
+          </w:p>
+        </w:tc>
+        <w:tc>
+          <w:tcPr>
+            <w:tcW w:type="dxa" w:w="1152"/>
             <w:shd w:fill="FFFFFF"/>
             <w:tcMar>
               <w:top w:w="90" w:type="dxa"/>
@@ -11776,7 +12005,7 @@
                 <w:color w:val="0F172A"/>
                 <w:sz w:val="20"/>
               </w:rPr>
-              <w:t>Vectorized PyTorch accelerated</w:t>
+              <w:t>21.10%</w:t>
             </w:r>
           </w:p>
         </w:tc>
@@ -11784,7 +12013,7 @@
       <w:tr>
         <w:tc>
           <w:tcPr>
-            <w:tcW w:type="dxa" w:w="2304"/>
+            <w:tcW w:type="dxa" w:w="2592"/>
             <w:shd w:fill="F8FAFC"/>
             <w:tcMar>
               <w:top w:w="90" w:type="dxa"/>
@@ -11803,13 +12032,13 @@
                 <w:color w:val="0F172A"/>
                 <w:sz w:val="20"/>
               </w:rPr>
-              <w:t>SNAP SSL Embedding</w:t>
-            </w:r>
-          </w:p>
-        </w:tc>
-        <w:tc>
-          <w:tcPr>
-            <w:tcW w:type="dxa" w:w="1440"/>
+              <w:t>(4) Dual-Stream w/o Router</w:t>
+            </w:r>
+          </w:p>
+        </w:tc>
+        <w:tc>
+          <w:tcPr>
+            <w:tcW w:type="dxa" w:w="1584"/>
             <w:shd w:fill="F8FAFC"/>
             <w:tcMar>
               <w:top w:w="90" w:type="dxa"/>
@@ -11828,13 +12057,13 @@
                 <w:color w:val="0F172A"/>
                 <w:sz w:val="20"/>
               </w:rPr>
-              <w:t>21.36 ms</w:t>
-            </w:r>
-          </w:p>
-        </w:tc>
-        <w:tc>
-          <w:tcPr>
-            <w:tcW w:type="dxa" w:w="1440"/>
+              <w:t>Yes (16-D)</w:t>
+            </w:r>
+          </w:p>
+        </w:tc>
+        <w:tc>
+          <w:tcPr>
+            <w:tcW w:type="dxa" w:w="1728"/>
             <w:shd w:fill="F8FAFC"/>
             <w:tcMar>
               <w:top w:w="90" w:type="dxa"/>
@@ -11853,13 +12082,13 @@
                 <w:color w:val="0F172A"/>
                 <w:sz w:val="20"/>
               </w:rPr>
-              <w:t>26.45 ms</w:t>
-            </w:r>
-          </w:p>
-        </w:tc>
-        <w:tc>
-          <w:tcPr>
-            <w:tcW w:type="dxa" w:w="1440"/>
+              <w:t>Soft (λ = 0.05)</w:t>
+            </w:r>
+          </w:p>
+        </w:tc>
+        <w:tc>
+          <w:tcPr>
+            <w:tcW w:type="dxa" w:w="1584"/>
             <w:shd w:fill="F8FAFC"/>
             <w:tcMar>
               <w:top w:w="90" w:type="dxa"/>
@@ -11878,13 +12107,13 @@
                 <w:color w:val="0F172A"/>
                 <w:sz w:val="20"/>
               </w:rPr>
-              <w:t>67.89 ms</w:t>
-            </w:r>
-          </w:p>
-        </w:tc>
-        <w:tc>
-          <w:tcPr>
-            <w:tcW w:type="dxa" w:w="1440"/>
+              <w:t>Disabled (Zero-fill)</w:t>
+            </w:r>
+          </w:p>
+        </w:tc>
+        <w:tc>
+          <w:tcPr>
+            <w:tcW w:type="dxa" w:w="1008"/>
             <w:shd w:fill="F8FAFC"/>
             <w:tcMar>
               <w:top w:w="90" w:type="dxa"/>
@@ -11903,13 +12132,13 @@
                 <w:color w:val="0F172A"/>
                 <w:sz w:val="20"/>
               </w:rPr>
-              <w:t>159.22 ms</w:t>
-            </w:r>
-          </w:p>
-        </w:tc>
-        <w:tc>
-          <w:tcPr>
-            <w:tcW w:type="dxa" w:w="2016"/>
+              <w:t>39.80%</w:t>
+            </w:r>
+          </w:p>
+        </w:tc>
+        <w:tc>
+          <w:tcPr>
+            <w:tcW w:type="dxa" w:w="1152"/>
             <w:shd w:fill="F8FAFC"/>
             <w:tcMar>
               <w:top w:w="90" w:type="dxa"/>
@@ -11928,7 +12157,7 @@
                 <w:color w:val="0F172A"/>
                 <w:sz w:val="20"/>
               </w:rPr>
-              <w:t>Pre-trained speech foundation</w:t>
+              <w:t>38.45%</w:t>
             </w:r>
           </w:p>
         </w:tc>
@@ -11936,7 +12165,7 @@
       <w:tr>
         <w:tc>
           <w:tcPr>
-            <w:tcW w:type="dxa" w:w="2304"/>
+            <w:tcW w:type="dxa" w:w="2592"/>
             <w:shd w:fill="FFFFFF"/>
             <w:tcMar>
               <w:top w:w="90" w:type="dxa"/>
@@ -11955,13 +12184,13 @@
                 <w:color w:val="0F172A"/>
                 <w:sz w:val="20"/>
               </w:rPr>
-              <w:t>SNAP Subspace Projection</w:t>
-            </w:r>
-          </w:p>
-        </w:tc>
-        <w:tc>
-          <w:tcPr>
-            <w:tcW w:type="dxa" w:w="1440"/>
+              <w:t>(5) Full VaaniShield (Proposed)</w:t>
+            </w:r>
+          </w:p>
+        </w:tc>
+        <w:tc>
+          <w:tcPr>
+            <w:tcW w:type="dxa" w:w="1584"/>
             <w:shd w:fill="FFFFFF"/>
             <w:tcMar>
               <w:top w:w="90" w:type="dxa"/>
@@ -11980,13 +12209,13 @@
                 <w:color w:val="0F172A"/>
                 <w:sz w:val="20"/>
               </w:rPr>
-              <w:t>0.06 ms</w:t>
-            </w:r>
-          </w:p>
-        </w:tc>
-        <w:tc>
-          <w:tcPr>
-            <w:tcW w:type="dxa" w:w="1440"/>
+              <w:t>Yes (16-D)</w:t>
+            </w:r>
+          </w:p>
+        </w:tc>
+        <w:tc>
+          <w:tcPr>
+            <w:tcW w:type="dxa" w:w="1728"/>
             <w:shd w:fill="FFFFFF"/>
             <w:tcMar>
               <w:top w:w="90" w:type="dxa"/>
@@ -12005,13 +12234,13 @@
                 <w:color w:val="0F172A"/>
                 <w:sz w:val="20"/>
               </w:rPr>
-              <w:t>0.08 ms</w:t>
-            </w:r>
-          </w:p>
-        </w:tc>
-        <w:tc>
-          <w:tcPr>
-            <w:tcW w:type="dxa" w:w="1440"/>
+              <w:t>Soft (λ = 0.05)</w:t>
+            </w:r>
+          </w:p>
+        </w:tc>
+        <w:tc>
+          <w:tcPr>
+            <w:tcW w:type="dxa" w:w="1584"/>
             <w:shd w:fill="FFFFFF"/>
             <w:tcMar>
               <w:top w:w="90" w:type="dxa"/>
@@ -12030,13 +12259,13 @@
                 <w:color w:val="0F172A"/>
                 <w:sz w:val="20"/>
               </w:rPr>
-              <w:t>0.10 ms</w:t>
-            </w:r>
-          </w:p>
-        </w:tc>
-        <w:tc>
-          <w:tcPr>
-            <w:tcW w:type="dxa" w:w="1440"/>
+              <w:t>Active (Dual-Mode)</w:t>
+            </w:r>
+          </w:p>
+        </w:tc>
+        <w:tc>
+          <w:tcPr>
+            <w:tcW w:type="dxa" w:w="1008"/>
             <w:shd w:fill="FFFFFF"/>
             <w:tcMar>
               <w:top w:w="90" w:type="dxa"/>
@@ -12055,13 +12284,13 @@
                 <w:color w:val="0F172A"/>
                 <w:sz w:val="20"/>
               </w:rPr>
-              <w:t>0.41 ms</w:t>
-            </w:r>
-          </w:p>
-        </w:tc>
-        <w:tc>
-          <w:tcPr>
-            <w:tcW w:type="dxa" w:w="2016"/>
+              <w:t>23.12%</w:t>
+            </w:r>
+          </w:p>
+        </w:tc>
+        <w:tc>
+          <w:tcPr>
+            <w:tcW w:type="dxa" w:w="1152"/>
             <w:shd w:fill="FFFFFF"/>
             <w:tcMar>
               <w:top w:w="90" w:type="dxa"/>
@@ -12080,7 +12309,231 @@
                 <w:color w:val="0F172A"/>
                 <w:sz w:val="20"/>
               </w:rPr>
-              <w:t>Ultra-fast matrix multiply</w:t>
+              <w:t>20.62%</w:t>
+            </w:r>
+          </w:p>
+        </w:tc>
+      </w:tr>
+    </w:tbl>
+    <w:p>
+      <w:pPr>
+        <w:spacing w:before="0" w:after="160"/>
+      </w:pPr>
+    </w:p>
+    <w:p>
+      <w:pPr>
+        <w:spacing w:before="80" w:after="240"/>
+        <w:jc w:val="center"/>
+      </w:pPr>
+      <w:r>
+        <w:rPr>
+          <w:rFonts w:ascii="Times New Roman" w:hAnsi="Times New Roman"/>
+          <w:i/>
+          <w:color w:val="475569"/>
+          <w:sz w:val="21"/>
+        </w:rPr>
+        <w:t>Table 7: Component-Wise Systematic Ablation Study Across In-House Indic Benchmark.</w:t>
+      </w:r>
+    </w:p>
+    <w:p>
+      <w:pPr>
+        <w:keepNext/>
+        <w:spacing w:before="280" w:after="120"/>
+      </w:pPr>
+      <w:r>
+        <w:rPr>
+          <w:rFonts w:ascii="Times New Roman" w:hAnsi="Times New Roman"/>
+          <w:b/>
+          <w:color w:val="1E293B"/>
+          <w:sz w:val="28"/>
+        </w:rPr>
+        <w:t>4.4 Latency Profile and Concurrency Breakdown</w:t>
+      </w:r>
+    </w:p>
+    <w:p>
+      <w:pPr>
+        <w:spacing w:before="0" w:after="120" w:line="312" w:lineRule="auto"/>
+        <w:jc w:val="both"/>
+      </w:pPr>
+      <w:r>
+        <w:rPr>
+          <w:rFonts w:ascii="Times New Roman" w:hAnsi="Times New Roman"/>
+          <w:i w:val="0"/>
+          <w:color w:val="1E293B"/>
+          <w:sz w:val="24"/>
+        </w:rPr>
+        <w:t>Table 6 presents the timed latency profile across 75 benchmark passes on genuine and cloned audio samples. The full in-memory optimized pipeline achieves a median latency of 127.31 ms, comfortably satisfying the 200 ms real-time telephony streaming budget required by commercial call-center private branch exchanges (PBXs). However, transparent analysis of the latency distribution reveals significant tail behavior: P95 latency reaches 281.21 ms, and P99 latency spikes to 1063.44 ms. Profiling indicates these tail spikes stem from unbatched disk/memory audio decoding and PyTorch memory allocations during burst passes. Consequently, while the median runtime confirms feasibility for telephony integration, production call-center deployment will necessitate asynchronous batch workers and memory-pinned queues to constrain P99 SLA excursions.</w:t>
+      </w:r>
+    </w:p>
+    <w:tbl>
+      <w:tblPr>
+        <w:tblW w:type="auto" w:w="0"/>
+        <w:jc w:val="center"/>
+        <w:tblLayout w:type="fixed"/>
+        <w:tblLook w:firstColumn="1" w:firstRow="1" w:lastColumn="0" w:lastRow="0" w:noHBand="0" w:noVBand="1" w:val="04A0"/>
+      </w:tblPr>
+      <w:tblGrid>
+        <w:gridCol w:w="1560"/>
+        <w:gridCol w:w="1560"/>
+        <w:gridCol w:w="1560"/>
+        <w:gridCol w:w="1560"/>
+        <w:gridCol w:w="1560"/>
+        <w:gridCol w:w="1560"/>
+      </w:tblGrid>
+      <w:tr>
+        <w:tc>
+          <w:tcPr>
+            <w:tcW w:type="dxa" w:w="2304"/>
+            <w:shd w:fill="1E293B"/>
+            <w:tcMar>
+              <w:top w:w="120" w:type="dxa"/>
+              <w:bottom w:w="120" w:type="dxa"/>
+              <w:left w:w="150" w:type="dxa"/>
+              <w:right w:w="150" w:type="dxa"/>
+            </w:tcMar>
+          </w:tcPr>
+          <w:p>
+            <w:pPr>
+              <w:jc w:val="center"/>
+            </w:pPr>
+            <w:r>
+              <w:rPr>
+                <w:rFonts w:ascii="Times New Roman" w:hAnsi="Times New Roman"/>
+                <w:b/>
+                <w:color w:val="FFFFFF"/>
+                <w:sz w:val="21"/>
+              </w:rPr>
+              <w:t>Pipeline Stage</w:t>
+            </w:r>
+          </w:p>
+        </w:tc>
+        <w:tc>
+          <w:tcPr>
+            <w:tcW w:type="dxa" w:w="1440"/>
+            <w:shd w:fill="1E293B"/>
+            <w:tcMar>
+              <w:top w:w="120" w:type="dxa"/>
+              <w:bottom w:w="120" w:type="dxa"/>
+              <w:left w:w="150" w:type="dxa"/>
+              <w:right w:w="150" w:type="dxa"/>
+            </w:tcMar>
+          </w:tcPr>
+          <w:p>
+            <w:pPr>
+              <w:jc w:val="center"/>
+            </w:pPr>
+            <w:r>
+              <w:rPr>
+                <w:rFonts w:ascii="Times New Roman" w:hAnsi="Times New Roman"/>
+                <w:b/>
+                <w:color w:val="FFFFFF"/>
+                <w:sz w:val="21"/>
+              </w:rPr>
+              <w:t>Median Latency (ms)</w:t>
+            </w:r>
+          </w:p>
+        </w:tc>
+        <w:tc>
+          <w:tcPr>
+            <w:tcW w:type="dxa" w:w="1440"/>
+            <w:shd w:fill="1E293B"/>
+            <w:tcMar>
+              <w:top w:w="120" w:type="dxa"/>
+              <w:bottom w:w="120" w:type="dxa"/>
+              <w:left w:w="150" w:type="dxa"/>
+              <w:right w:w="150" w:type="dxa"/>
+            </w:tcMar>
+          </w:tcPr>
+          <w:p>
+            <w:pPr>
+              <w:jc w:val="center"/>
+            </w:pPr>
+            <w:r>
+              <w:rPr>
+                <w:rFonts w:ascii="Times New Roman" w:hAnsi="Times New Roman"/>
+                <w:b/>
+                <w:color w:val="FFFFFF"/>
+                <w:sz w:val="21"/>
+              </w:rPr>
+              <w:t>Mean Latency (ms)</w:t>
+            </w:r>
+          </w:p>
+        </w:tc>
+        <w:tc>
+          <w:tcPr>
+            <w:tcW w:type="dxa" w:w="1440"/>
+            <w:shd w:fill="1E293B"/>
+            <w:tcMar>
+              <w:top w:w="120" w:type="dxa"/>
+              <w:bottom w:w="120" w:type="dxa"/>
+              <w:left w:w="150" w:type="dxa"/>
+              <w:right w:w="150" w:type="dxa"/>
+            </w:tcMar>
+          </w:tcPr>
+          <w:p>
+            <w:pPr>
+              <w:jc w:val="center"/>
+            </w:pPr>
+            <w:r>
+              <w:rPr>
+                <w:rFonts w:ascii="Times New Roman" w:hAnsi="Times New Roman"/>
+                <w:b/>
+                <w:color w:val="FFFFFF"/>
+                <w:sz w:val="21"/>
+              </w:rPr>
+              <w:t>P95 Latency (ms)</w:t>
+            </w:r>
+          </w:p>
+        </w:tc>
+        <w:tc>
+          <w:tcPr>
+            <w:tcW w:type="dxa" w:w="1440"/>
+            <w:shd w:fill="1E293B"/>
+            <w:tcMar>
+              <w:top w:w="120" w:type="dxa"/>
+              <w:bottom w:w="120" w:type="dxa"/>
+              <w:left w:w="150" w:type="dxa"/>
+              <w:right w:w="150" w:type="dxa"/>
+            </w:tcMar>
+          </w:tcPr>
+          <w:p>
+            <w:pPr>
+              <w:jc w:val="center"/>
+            </w:pPr>
+            <w:r>
+              <w:rPr>
+                <w:rFonts w:ascii="Times New Roman" w:hAnsi="Times New Roman"/>
+                <w:b/>
+                <w:color w:val="FFFFFF"/>
+                <w:sz w:val="21"/>
+              </w:rPr>
+              <w:t>P99 Latency (ms)</w:t>
+            </w:r>
+          </w:p>
+        </w:tc>
+        <w:tc>
+          <w:tcPr>
+            <w:tcW w:type="dxa" w:w="2016"/>
+            <w:shd w:fill="1E293B"/>
+            <w:tcMar>
+              <w:top w:w="120" w:type="dxa"/>
+              <w:bottom w:w="120" w:type="dxa"/>
+              <w:left w:w="150" w:type="dxa"/>
+              <w:right w:w="150" w:type="dxa"/>
+            </w:tcMar>
+          </w:tcPr>
+          <w:p>
+            <w:pPr>
+              <w:jc w:val="center"/>
+            </w:pPr>
+            <w:r>
+              <w:rPr>
+                <w:rFonts w:ascii="Times New Roman" w:hAnsi="Times New Roman"/>
+                <w:b/>
+                <w:color w:val="FFFFFF"/>
+                <w:sz w:val="21"/>
+              </w:rPr>
+              <w:t>Conformance with SLA</w:t>
             </w:r>
           </w:p>
         </w:tc>
@@ -12089,7 +12542,7 @@
         <w:tc>
           <w:tcPr>
             <w:tcW w:type="dxa" w:w="2304"/>
-            <w:shd w:fill="F8FAFC"/>
+            <w:shd w:fill="FFFFFF"/>
             <w:tcMar>
               <w:top w:w="90" w:type="dxa"/>
               <w:bottom w:w="90" w:type="dxa"/>
@@ -12107,14 +12560,14 @@
                 <w:color w:val="0F172A"/>
                 <w:sz w:val="20"/>
               </w:rPr>
-              <w:t>Pure ONNX Classifier Inference</w:t>
+              <w:t>Audio I/O (Disk / Stream Ingestion)</w:t>
             </w:r>
           </w:p>
         </w:tc>
         <w:tc>
           <w:tcPr>
             <w:tcW w:type="dxa" w:w="1440"/>
-            <w:shd w:fill="F8FAFC"/>
+            <w:shd w:fill="FFFFFF"/>
             <w:tcMar>
               <w:top w:w="90" w:type="dxa"/>
               <w:bottom w:w="90" w:type="dxa"/>
@@ -12132,14 +12585,14 @@
                 <w:color w:val="0F172A"/>
                 <w:sz w:val="20"/>
               </w:rPr>
-              <w:t>0.16 ms</w:t>
+              <w:t>1.42 ms</w:t>
             </w:r>
           </w:p>
         </w:tc>
         <w:tc>
           <w:tcPr>
             <w:tcW w:type="dxa" w:w="1440"/>
-            <w:shd w:fill="F8FAFC"/>
+            <w:shd w:fill="FFFFFF"/>
             <w:tcMar>
               <w:top w:w="90" w:type="dxa"/>
               <w:bottom w:w="90" w:type="dxa"/>
@@ -12157,14 +12610,14 @@
                 <w:color w:val="0F172A"/>
                 <w:sz w:val="20"/>
               </w:rPr>
-              <w:t>0.20 ms</w:t>
+              <w:t>1.65 ms</w:t>
             </w:r>
           </w:p>
         </w:tc>
         <w:tc>
           <w:tcPr>
             <w:tcW w:type="dxa" w:w="1440"/>
-            <w:shd w:fill="F8FAFC"/>
+            <w:shd w:fill="FFFFFF"/>
             <w:tcMar>
               <w:top w:w="90" w:type="dxa"/>
               <w:bottom w:w="90" w:type="dxa"/>
@@ -12182,14 +12635,14 @@
                 <w:color w:val="0F172A"/>
                 <w:sz w:val="20"/>
               </w:rPr>
-              <w:t>0.32 ms</w:t>
+              <w:t>3.33 ms</w:t>
             </w:r>
           </w:p>
         </w:tc>
         <w:tc>
           <w:tcPr>
             <w:tcW w:type="dxa" w:w="1440"/>
-            <w:shd w:fill="F8FAFC"/>
+            <w:shd w:fill="FFFFFF"/>
             <w:tcMar>
               <w:top w:w="90" w:type="dxa"/>
               <w:bottom w:w="90" w:type="dxa"/>
@@ -12207,14 +12660,14 @@
                 <w:color w:val="0F172A"/>
                 <w:sz w:val="20"/>
               </w:rPr>
-              <w:t>0.76 ms</w:t>
+              <w:t>5.54 ms</w:t>
             </w:r>
           </w:p>
         </w:tc>
         <w:tc>
           <w:tcPr>
             <w:tcW w:type="dxa" w:w="2016"/>
-            <w:shd w:fill="F8FAFC"/>
+            <w:shd w:fill="FFFFFF"/>
             <w:tcMar>
               <w:top w:w="90" w:type="dxa"/>
               <w:bottom w:w="90" w:type="dxa"/>
@@ -12232,7 +12685,7 @@
                 <w:color w:val="0F172A"/>
                 <w:sz w:val="20"/>
               </w:rPr>
-              <w:t>C++ ONNX Runtime runtime</w:t>
+              <w:t>Negligible overhead</w:t>
             </w:r>
           </w:p>
         </w:tc>
@@ -12241,7 +12694,7 @@
         <w:tc>
           <w:tcPr>
             <w:tcW w:type="dxa" w:w="2304"/>
-            <w:shd w:fill="FFFFFF"/>
+            <w:shd w:fill="F8FAFC"/>
             <w:tcMar>
               <w:top w:w="90" w:type="dxa"/>
               <w:bottom w:w="90" w:type="dxa"/>
@@ -12259,14 +12712,14 @@
                 <w:color w:val="0F172A"/>
                 <w:sz w:val="20"/>
               </w:rPr>
-              <w:t>Zero-Pickle NumPy Inference</w:t>
+              <w:t>Acoustic Changepoint Localization</w:t>
             </w:r>
           </w:p>
         </w:tc>
         <w:tc>
           <w:tcPr>
             <w:tcW w:type="dxa" w:w="1440"/>
-            <w:shd w:fill="FFFFFF"/>
+            <w:shd w:fill="F8FAFC"/>
             <w:tcMar>
               <w:top w:w="90" w:type="dxa"/>
               <w:bottom w:w="90" w:type="dxa"/>
@@ -12284,14 +12737,14 @@
                 <w:color w:val="0F172A"/>
                 <w:sz w:val="20"/>
               </w:rPr>
-              <w:t>0.10 ms</w:t>
+              <w:t>6.42 ms</w:t>
             </w:r>
           </w:p>
         </w:tc>
         <w:tc>
           <w:tcPr>
             <w:tcW w:type="dxa" w:w="1440"/>
-            <w:shd w:fill="FFFFFF"/>
+            <w:shd w:fill="F8FAFC"/>
             <w:tcMar>
               <w:top w:w="90" w:type="dxa"/>
               <w:bottom w:w="90" w:type="dxa"/>
@@ -12309,14 +12762,14 @@
                 <w:color w:val="0F172A"/>
                 <w:sz w:val="20"/>
               </w:rPr>
-              <w:t>0.18 ms</w:t>
+              <w:t>8.94 ms</w:t>
             </w:r>
           </w:p>
         </w:tc>
         <w:tc>
           <w:tcPr>
             <w:tcW w:type="dxa" w:w="1440"/>
-            <w:shd w:fill="FFFFFF"/>
+            <w:shd w:fill="F8FAFC"/>
             <w:tcMar>
               <w:top w:w="90" w:type="dxa"/>
               <w:bottom w:w="90" w:type="dxa"/>
@@ -12334,14 +12787,14 @@
                 <w:color w:val="0F172A"/>
                 <w:sz w:val="20"/>
               </w:rPr>
-              <w:t>0.40 ms</w:t>
+              <w:t>19.40 ms</w:t>
             </w:r>
           </w:p>
         </w:tc>
         <w:tc>
           <w:tcPr>
             <w:tcW w:type="dxa" w:w="1440"/>
-            <w:shd w:fill="FFFFFF"/>
+            <w:shd w:fill="F8FAFC"/>
             <w:tcMar>
               <w:top w:w="90" w:type="dxa"/>
               <w:bottom w:w="90" w:type="dxa"/>
@@ -12359,14 +12812,14 @@
                 <w:color w:val="0F172A"/>
                 <w:sz w:val="20"/>
               </w:rPr>
-              <w:t>1.82 ms</w:t>
+              <w:t>49.34 ms</w:t>
             </w:r>
           </w:p>
         </w:tc>
         <w:tc>
           <w:tcPr>
             <w:tcW w:type="dxa" w:w="2016"/>
-            <w:shd w:fill="FFFFFF"/>
+            <w:shd w:fill="F8FAFC"/>
             <w:tcMar>
               <w:top w:w="90" w:type="dxa"/>
               <w:bottom w:w="90" w:type="dxa"/>
@@ -12384,7 +12837,7 @@
                 <w:color w:val="0F172A"/>
                 <w:sz w:val="20"/>
               </w:rPr>
-              <w:t>Python memory view</w:t>
+              <w:t>Real-time compliant</w:t>
             </w:r>
           </w:p>
         </w:tc>
@@ -12393,7 +12846,7 @@
         <w:tc>
           <w:tcPr>
             <w:tcW w:type="dxa" w:w="2304"/>
-            <w:shd w:fill="F8FAFC"/>
+            <w:shd w:fill="FFFFFF"/>
             <w:tcMar>
               <w:top w:w="90" w:type="dxa"/>
               <w:bottom w:w="90" w:type="dxa"/>
@@ -12411,14 +12864,14 @@
                 <w:color w:val="0F172A"/>
                 <w:sz w:val="20"/>
               </w:rPr>
-              <w:t>Full End-to-End Pipeline (Optimized)</w:t>
+              <w:t>Boundary Feature Extraction (YIN + STFT)</w:t>
             </w:r>
           </w:p>
         </w:tc>
         <w:tc>
           <w:tcPr>
             <w:tcW w:type="dxa" w:w="1440"/>
-            <w:shd w:fill="F8FAFC"/>
+            <w:shd w:fill="FFFFFF"/>
             <w:tcMar>
               <w:top w:w="90" w:type="dxa"/>
               <w:bottom w:w="90" w:type="dxa"/>
@@ -12436,14 +12889,14 @@
                 <w:color w:val="0F172A"/>
                 <w:sz w:val="20"/>
               </w:rPr>
-              <w:t>127.31 ms</w:t>
+              <w:t>105.88 ms</w:t>
             </w:r>
           </w:p>
         </w:tc>
         <w:tc>
           <w:tcPr>
             <w:tcW w:type="dxa" w:w="1440"/>
-            <w:shd w:fill="F8FAFC"/>
+            <w:shd w:fill="FFFFFF"/>
             <w:tcMar>
               <w:top w:w="90" w:type="dxa"/>
               <w:bottom w:w="90" w:type="dxa"/>
@@ -12461,14 +12914,14 @@
                 <w:color w:val="0F172A"/>
                 <w:sz w:val="20"/>
               </w:rPr>
-              <w:t>149.20 ms</w:t>
+              <w:t>118.22 ms</w:t>
             </w:r>
           </w:p>
         </w:tc>
         <w:tc>
           <w:tcPr>
             <w:tcW w:type="dxa" w:w="1440"/>
-            <w:shd w:fill="F8FAFC"/>
+            <w:shd w:fill="FFFFFF"/>
             <w:tcMar>
               <w:top w:w="90" w:type="dxa"/>
               <w:bottom w:w="90" w:type="dxa"/>
@@ -12486,14 +12939,14 @@
                 <w:color w:val="0F172A"/>
                 <w:sz w:val="20"/>
               </w:rPr>
-              <w:t>281.21 ms</w:t>
+              <w:t>223.97 ms</w:t>
             </w:r>
           </w:p>
         </w:tc>
         <w:tc>
           <w:tcPr>
             <w:tcW w:type="dxa" w:w="1440"/>
-            <w:shd w:fill="F8FAFC"/>
+            <w:shd w:fill="FFFFFF"/>
             <w:tcMar>
               <w:top w:w="90" w:type="dxa"/>
               <w:bottom w:w="90" w:type="dxa"/>
@@ -12511,14 +12964,14 @@
                 <w:color w:val="0F172A"/>
                 <w:sz w:val="20"/>
               </w:rPr>
-              <w:t>1063.44 ms</w:t>
+              <w:t>340.27 ms</w:t>
             </w:r>
           </w:p>
         </w:tc>
         <w:tc>
           <w:tcPr>
             <w:tcW w:type="dxa" w:w="2016"/>
-            <w:shd w:fill="F8FAFC"/>
+            <w:shd w:fill="FFFFFF"/>
             <w:tcMar>
               <w:top w:w="90" w:type="dxa"/>
               <w:bottom w:w="90" w:type="dxa"/>
@@ -12536,7 +12989,767 @@
                 <w:color w:val="0F172A"/>
                 <w:sz w:val="20"/>
               </w:rPr>
-              <w:t>Median within 200 ms telecom budget</w:t>
+              <w:t>Vectorized PyTorch accelerated</w:t>
+            </w:r>
+          </w:p>
+        </w:tc>
+      </w:tr>
+      <w:tr>
+        <w:tc>
+          <w:tcPr>
+            <w:tcW w:type="dxa" w:w="2304"/>
+            <w:shd w:fill="F8FAFC"/>
+            <w:tcMar>
+              <w:top w:w="90" w:type="dxa"/>
+              <w:bottom w:w="90" w:type="dxa"/>
+              <w:left w:w="120" w:type="dxa"/>
+              <w:right w:w="120" w:type="dxa"/>
+            </w:tcMar>
+          </w:tcPr>
+          <w:p>
+            <w:pPr>
+              <w:jc w:val="left"/>
+            </w:pPr>
+            <w:r>
+              <w:rPr>
+                <w:rFonts w:ascii="Times New Roman" w:hAnsi="Times New Roman"/>
+                <w:color w:val="0F172A"/>
+                <w:sz w:val="20"/>
+              </w:rPr>
+              <w:t>SNAP SSL Embedding</w:t>
+            </w:r>
+          </w:p>
+        </w:tc>
+        <w:tc>
+          <w:tcPr>
+            <w:tcW w:type="dxa" w:w="1440"/>
+            <w:shd w:fill="F8FAFC"/>
+            <w:tcMar>
+              <w:top w:w="90" w:type="dxa"/>
+              <w:bottom w:w="90" w:type="dxa"/>
+              <w:left w:w="120" w:type="dxa"/>
+              <w:right w:w="120" w:type="dxa"/>
+            </w:tcMar>
+          </w:tcPr>
+          <w:p>
+            <w:pPr>
+              <w:jc w:val="center"/>
+            </w:pPr>
+            <w:r>
+              <w:rPr>
+                <w:rFonts w:ascii="Times New Roman" w:hAnsi="Times New Roman"/>
+                <w:color w:val="0F172A"/>
+                <w:sz w:val="20"/>
+              </w:rPr>
+              <w:t>21.36 ms</w:t>
+            </w:r>
+          </w:p>
+        </w:tc>
+        <w:tc>
+          <w:tcPr>
+            <w:tcW w:type="dxa" w:w="1440"/>
+            <w:shd w:fill="F8FAFC"/>
+            <w:tcMar>
+              <w:top w:w="90" w:type="dxa"/>
+              <w:bottom w:w="90" w:type="dxa"/>
+              <w:left w:w="120" w:type="dxa"/>
+              <w:right w:w="120" w:type="dxa"/>
+            </w:tcMar>
+          </w:tcPr>
+          <w:p>
+            <w:pPr>
+              <w:jc w:val="center"/>
+            </w:pPr>
+            <w:r>
+              <w:rPr>
+                <w:rFonts w:ascii="Times New Roman" w:hAnsi="Times New Roman"/>
+                <w:color w:val="0F172A"/>
+                <w:sz w:val="20"/>
+              </w:rPr>
+              <w:t>26.45 ms</w:t>
+            </w:r>
+          </w:p>
+        </w:tc>
+        <w:tc>
+          <w:tcPr>
+            <w:tcW w:type="dxa" w:w="1440"/>
+            <w:shd w:fill="F8FAFC"/>
+            <w:tcMar>
+              <w:top w:w="90" w:type="dxa"/>
+              <w:bottom w:w="90" w:type="dxa"/>
+              <w:left w:w="120" w:type="dxa"/>
+              <w:right w:w="120" w:type="dxa"/>
+            </w:tcMar>
+          </w:tcPr>
+          <w:p>
+            <w:pPr>
+              <w:jc w:val="center"/>
+            </w:pPr>
+            <w:r>
+              <w:rPr>
+                <w:rFonts w:ascii="Times New Roman" w:hAnsi="Times New Roman"/>
+                <w:color w:val="0F172A"/>
+                <w:sz w:val="20"/>
+              </w:rPr>
+              <w:t>67.89 ms</w:t>
+            </w:r>
+          </w:p>
+        </w:tc>
+        <w:tc>
+          <w:tcPr>
+            <w:tcW w:type="dxa" w:w="1440"/>
+            <w:shd w:fill="F8FAFC"/>
+            <w:tcMar>
+              <w:top w:w="90" w:type="dxa"/>
+              <w:bottom w:w="90" w:type="dxa"/>
+              <w:left w:w="120" w:type="dxa"/>
+              <w:right w:w="120" w:type="dxa"/>
+            </w:tcMar>
+          </w:tcPr>
+          <w:p>
+            <w:pPr>
+              <w:jc w:val="center"/>
+            </w:pPr>
+            <w:r>
+              <w:rPr>
+                <w:rFonts w:ascii="Times New Roman" w:hAnsi="Times New Roman"/>
+                <w:color w:val="0F172A"/>
+                <w:sz w:val="20"/>
+              </w:rPr>
+              <w:t>159.22 ms</w:t>
+            </w:r>
+          </w:p>
+        </w:tc>
+        <w:tc>
+          <w:tcPr>
+            <w:tcW w:type="dxa" w:w="2016"/>
+            <w:shd w:fill="F8FAFC"/>
+            <w:tcMar>
+              <w:top w:w="90" w:type="dxa"/>
+              <w:bottom w:w="90" w:type="dxa"/>
+              <w:left w:w="120" w:type="dxa"/>
+              <w:right w:w="120" w:type="dxa"/>
+            </w:tcMar>
+          </w:tcPr>
+          <w:p>
+            <w:pPr>
+              <w:jc w:val="center"/>
+            </w:pPr>
+            <w:r>
+              <w:rPr>
+                <w:rFonts w:ascii="Times New Roman" w:hAnsi="Times New Roman"/>
+                <w:color w:val="0F172A"/>
+                <w:sz w:val="20"/>
+              </w:rPr>
+              <w:t>Pre-trained speech foundation</w:t>
+            </w:r>
+          </w:p>
+        </w:tc>
+      </w:tr>
+      <w:tr>
+        <w:tc>
+          <w:tcPr>
+            <w:tcW w:type="dxa" w:w="2304"/>
+            <w:shd w:fill="FFFFFF"/>
+            <w:tcMar>
+              <w:top w:w="90" w:type="dxa"/>
+              <w:bottom w:w="90" w:type="dxa"/>
+              <w:left w:w="120" w:type="dxa"/>
+              <w:right w:w="120" w:type="dxa"/>
+            </w:tcMar>
+          </w:tcPr>
+          <w:p>
+            <w:pPr>
+              <w:jc w:val="left"/>
+            </w:pPr>
+            <w:r>
+              <w:rPr>
+                <w:rFonts w:ascii="Times New Roman" w:hAnsi="Times New Roman"/>
+                <w:color w:val="0F172A"/>
+                <w:sz w:val="20"/>
+              </w:rPr>
+              <w:t>SNAP Subspace Projection</w:t>
+            </w:r>
+          </w:p>
+        </w:tc>
+        <w:tc>
+          <w:tcPr>
+            <w:tcW w:type="dxa" w:w="1440"/>
+            <w:shd w:fill="FFFFFF"/>
+            <w:tcMar>
+              <w:top w:w="90" w:type="dxa"/>
+              <w:bottom w:w="90" w:type="dxa"/>
+              <w:left w:w="120" w:type="dxa"/>
+              <w:right w:w="120" w:type="dxa"/>
+            </w:tcMar>
+          </w:tcPr>
+          <w:p>
+            <w:pPr>
+              <w:jc w:val="center"/>
+            </w:pPr>
+            <w:r>
+              <w:rPr>
+                <w:rFonts w:ascii="Times New Roman" w:hAnsi="Times New Roman"/>
+                <w:color w:val="0F172A"/>
+                <w:sz w:val="20"/>
+              </w:rPr>
+              <w:t>0.06 ms</w:t>
+            </w:r>
+          </w:p>
+        </w:tc>
+        <w:tc>
+          <w:tcPr>
+            <w:tcW w:type="dxa" w:w="1440"/>
+            <w:shd w:fill="FFFFFF"/>
+            <w:tcMar>
+              <w:top w:w="90" w:type="dxa"/>
+              <w:bottom w:w="90" w:type="dxa"/>
+              <w:left w:w="120" w:type="dxa"/>
+              <w:right w:w="120" w:type="dxa"/>
+            </w:tcMar>
+          </w:tcPr>
+          <w:p>
+            <w:pPr>
+              <w:jc w:val="center"/>
+            </w:pPr>
+            <w:r>
+              <w:rPr>
+                <w:rFonts w:ascii="Times New Roman" w:hAnsi="Times New Roman"/>
+                <w:color w:val="0F172A"/>
+                <w:sz w:val="20"/>
+              </w:rPr>
+              <w:t>0.08 ms</w:t>
+            </w:r>
+          </w:p>
+        </w:tc>
+        <w:tc>
+          <w:tcPr>
+            <w:tcW w:type="dxa" w:w="1440"/>
+            <w:shd w:fill="FFFFFF"/>
+            <w:tcMar>
+              <w:top w:w="90" w:type="dxa"/>
+              <w:bottom w:w="90" w:type="dxa"/>
+              <w:left w:w="120" w:type="dxa"/>
+              <w:right w:w="120" w:type="dxa"/>
+            </w:tcMar>
+          </w:tcPr>
+          <w:p>
+            <w:pPr>
+              <w:jc w:val="center"/>
+            </w:pPr>
+            <w:r>
+              <w:rPr>
+                <w:rFonts w:ascii="Times New Roman" w:hAnsi="Times New Roman"/>
+                <w:color w:val="0F172A"/>
+                <w:sz w:val="20"/>
+              </w:rPr>
+              <w:t>0.10 ms</w:t>
+            </w:r>
+          </w:p>
+        </w:tc>
+        <w:tc>
+          <w:tcPr>
+            <w:tcW w:type="dxa" w:w="1440"/>
+            <w:shd w:fill="FFFFFF"/>
+            <w:tcMar>
+              <w:top w:w="90" w:type="dxa"/>
+              <w:bottom w:w="90" w:type="dxa"/>
+              <w:left w:w="120" w:type="dxa"/>
+              <w:right w:w="120" w:type="dxa"/>
+            </w:tcMar>
+          </w:tcPr>
+          <w:p>
+            <w:pPr>
+              <w:jc w:val="center"/>
+            </w:pPr>
+            <w:r>
+              <w:rPr>
+                <w:rFonts w:ascii="Times New Roman" w:hAnsi="Times New Roman"/>
+                <w:color w:val="0F172A"/>
+                <w:sz w:val="20"/>
+              </w:rPr>
+              <w:t>0.41 ms</w:t>
+            </w:r>
+          </w:p>
+        </w:tc>
+        <w:tc>
+          <w:tcPr>
+            <w:tcW w:type="dxa" w:w="2016"/>
+            <w:shd w:fill="FFFFFF"/>
+            <w:tcMar>
+              <w:top w:w="90" w:type="dxa"/>
+              <w:bottom w:w="90" w:type="dxa"/>
+              <w:left w:w="120" w:type="dxa"/>
+              <w:right w:w="120" w:type="dxa"/>
+            </w:tcMar>
+          </w:tcPr>
+          <w:p>
+            <w:pPr>
+              <w:jc w:val="center"/>
+            </w:pPr>
+            <w:r>
+              <w:rPr>
+                <w:rFonts w:ascii="Times New Roman" w:hAnsi="Times New Roman"/>
+                <w:color w:val="0F172A"/>
+                <w:sz w:val="20"/>
+              </w:rPr>
+              <w:t>Ultra-fast matrix multiply</w:t>
+            </w:r>
+          </w:p>
+        </w:tc>
+      </w:tr>
+      <w:tr>
+        <w:tc>
+          <w:tcPr>
+            <w:tcW w:type="dxa" w:w="2304"/>
+            <w:shd w:fill="F8FAFC"/>
+            <w:tcMar>
+              <w:top w:w="90" w:type="dxa"/>
+              <w:bottom w:w="90" w:type="dxa"/>
+              <w:left w:w="120" w:type="dxa"/>
+              <w:right w:w="120" w:type="dxa"/>
+            </w:tcMar>
+          </w:tcPr>
+          <w:p>
+            <w:pPr>
+              <w:jc w:val="left"/>
+            </w:pPr>
+            <w:r>
+              <w:rPr>
+                <w:rFonts w:ascii="Times New Roman" w:hAnsi="Times New Roman"/>
+                <w:color w:val="0F172A"/>
+                <w:sz w:val="20"/>
+              </w:rPr>
+              <w:t>Pure ONNX Classifier Inference</w:t>
+            </w:r>
+          </w:p>
+        </w:tc>
+        <w:tc>
+          <w:tcPr>
+            <w:tcW w:type="dxa" w:w="1440"/>
+            <w:shd w:fill="F8FAFC"/>
+            <w:tcMar>
+              <w:top w:w="90" w:type="dxa"/>
+              <w:bottom w:w="90" w:type="dxa"/>
+              <w:left w:w="120" w:type="dxa"/>
+              <w:right w:w="120" w:type="dxa"/>
+            </w:tcMar>
+          </w:tcPr>
+          <w:p>
+            <w:pPr>
+              <w:jc w:val="center"/>
+            </w:pPr>
+            <w:r>
+              <w:rPr>
+                <w:rFonts w:ascii="Times New Roman" w:hAnsi="Times New Roman"/>
+                <w:color w:val="0F172A"/>
+                <w:sz w:val="20"/>
+              </w:rPr>
+              <w:t>0.16 ms</w:t>
+            </w:r>
+          </w:p>
+        </w:tc>
+        <w:tc>
+          <w:tcPr>
+            <w:tcW w:type="dxa" w:w="1440"/>
+            <w:shd w:fill="F8FAFC"/>
+            <w:tcMar>
+              <w:top w:w="90" w:type="dxa"/>
+              <w:bottom w:w="90" w:type="dxa"/>
+              <w:left w:w="120" w:type="dxa"/>
+              <w:right w:w="120" w:type="dxa"/>
+            </w:tcMar>
+          </w:tcPr>
+          <w:p>
+            <w:pPr>
+              <w:jc w:val="center"/>
+            </w:pPr>
+            <w:r>
+              <w:rPr>
+                <w:rFonts w:ascii="Times New Roman" w:hAnsi="Times New Roman"/>
+                <w:color w:val="0F172A"/>
+                <w:sz w:val="20"/>
+              </w:rPr>
+              <w:t>0.20 ms</w:t>
+            </w:r>
+          </w:p>
+        </w:tc>
+        <w:tc>
+          <w:tcPr>
+            <w:tcW w:type="dxa" w:w="1440"/>
+            <w:shd w:fill="F8FAFC"/>
+            <w:tcMar>
+              <w:top w:w="90" w:type="dxa"/>
+              <w:bottom w:w="90" w:type="dxa"/>
+              <w:left w:w="120" w:type="dxa"/>
+              <w:right w:w="120" w:type="dxa"/>
+            </w:tcMar>
+          </w:tcPr>
+          <w:p>
+            <w:pPr>
+              <w:jc w:val="center"/>
+            </w:pPr>
+            <w:r>
+              <w:rPr>
+                <w:rFonts w:ascii="Times New Roman" w:hAnsi="Times New Roman"/>
+                <w:color w:val="0F172A"/>
+                <w:sz w:val="20"/>
+              </w:rPr>
+              <w:t>0.32 ms</w:t>
+            </w:r>
+          </w:p>
+        </w:tc>
+        <w:tc>
+          <w:tcPr>
+            <w:tcW w:type="dxa" w:w="1440"/>
+            <w:shd w:fill="F8FAFC"/>
+            <w:tcMar>
+              <w:top w:w="90" w:type="dxa"/>
+              <w:bottom w:w="90" w:type="dxa"/>
+              <w:left w:w="120" w:type="dxa"/>
+              <w:right w:w="120" w:type="dxa"/>
+            </w:tcMar>
+          </w:tcPr>
+          <w:p>
+            <w:pPr>
+              <w:jc w:val="center"/>
+            </w:pPr>
+            <w:r>
+              <w:rPr>
+                <w:rFonts w:ascii="Times New Roman" w:hAnsi="Times New Roman"/>
+                <w:color w:val="0F172A"/>
+                <w:sz w:val="20"/>
+              </w:rPr>
+              <w:t>0.76 ms</w:t>
+            </w:r>
+          </w:p>
+        </w:tc>
+        <w:tc>
+          <w:tcPr>
+            <w:tcW w:type="dxa" w:w="2016"/>
+            <w:shd w:fill="F8FAFC"/>
+            <w:tcMar>
+              <w:top w:w="90" w:type="dxa"/>
+              <w:bottom w:w="90" w:type="dxa"/>
+              <w:left w:w="120" w:type="dxa"/>
+              <w:right w:w="120" w:type="dxa"/>
+            </w:tcMar>
+          </w:tcPr>
+          <w:p>
+            <w:pPr>
+              <w:jc w:val="center"/>
+            </w:pPr>
+            <w:r>
+              <w:rPr>
+                <w:rFonts w:ascii="Times New Roman" w:hAnsi="Times New Roman"/>
+                <w:color w:val="0F172A"/>
+                <w:sz w:val="20"/>
+              </w:rPr>
+              <w:t>C++ ONNX Runtime runtime</w:t>
+            </w:r>
+          </w:p>
+        </w:tc>
+      </w:tr>
+      <w:tr>
+        <w:tc>
+          <w:tcPr>
+            <w:tcW w:type="dxa" w:w="2304"/>
+            <w:shd w:fill="FFFFFF"/>
+            <w:tcMar>
+              <w:top w:w="90" w:type="dxa"/>
+              <w:bottom w:w="90" w:type="dxa"/>
+              <w:left w:w="120" w:type="dxa"/>
+              <w:right w:w="120" w:type="dxa"/>
+            </w:tcMar>
+          </w:tcPr>
+          <w:p>
+            <w:pPr>
+              <w:jc w:val="left"/>
+            </w:pPr>
+            <w:r>
+              <w:rPr>
+                <w:rFonts w:ascii="Times New Roman" w:hAnsi="Times New Roman"/>
+                <w:color w:val="0F172A"/>
+                <w:sz w:val="20"/>
+              </w:rPr>
+              <w:t>Zero-Pickle NumPy Inference</w:t>
+            </w:r>
+          </w:p>
+        </w:tc>
+        <w:tc>
+          <w:tcPr>
+            <w:tcW w:type="dxa" w:w="1440"/>
+            <w:shd w:fill="FFFFFF"/>
+            <w:tcMar>
+              <w:top w:w="90" w:type="dxa"/>
+              <w:bottom w:w="90" w:type="dxa"/>
+              <w:left w:w="120" w:type="dxa"/>
+              <w:right w:w="120" w:type="dxa"/>
+            </w:tcMar>
+          </w:tcPr>
+          <w:p>
+            <w:pPr>
+              <w:jc w:val="center"/>
+            </w:pPr>
+            <w:r>
+              <w:rPr>
+                <w:rFonts w:ascii="Times New Roman" w:hAnsi="Times New Roman"/>
+                <w:color w:val="0F172A"/>
+                <w:sz w:val="20"/>
+              </w:rPr>
+              <w:t>0.10 ms</w:t>
+            </w:r>
+          </w:p>
+        </w:tc>
+        <w:tc>
+          <w:tcPr>
+            <w:tcW w:type="dxa" w:w="1440"/>
+            <w:shd w:fill="FFFFFF"/>
+            <w:tcMar>
+              <w:top w:w="90" w:type="dxa"/>
+              <w:bottom w:w="90" w:type="dxa"/>
+              <w:left w:w="120" w:type="dxa"/>
+              <w:right w:w="120" w:type="dxa"/>
+            </w:tcMar>
+          </w:tcPr>
+          <w:p>
+            <w:pPr>
+              <w:jc w:val="center"/>
+            </w:pPr>
+            <w:r>
+              <w:rPr>
+                <w:rFonts w:ascii="Times New Roman" w:hAnsi="Times New Roman"/>
+                <w:color w:val="0F172A"/>
+                <w:sz w:val="20"/>
+              </w:rPr>
+              <w:t>0.18 ms</w:t>
+            </w:r>
+          </w:p>
+        </w:tc>
+        <w:tc>
+          <w:tcPr>
+            <w:tcW w:type="dxa" w:w="1440"/>
+            <w:shd w:fill="FFFFFF"/>
+            <w:tcMar>
+              <w:top w:w="90" w:type="dxa"/>
+              <w:bottom w:w="90" w:type="dxa"/>
+              <w:left w:w="120" w:type="dxa"/>
+              <w:right w:w="120" w:type="dxa"/>
+            </w:tcMar>
+          </w:tcPr>
+          <w:p>
+            <w:pPr>
+              <w:jc w:val="center"/>
+            </w:pPr>
+            <w:r>
+              <w:rPr>
+                <w:rFonts w:ascii="Times New Roman" w:hAnsi="Times New Roman"/>
+                <w:color w:val="0F172A"/>
+                <w:sz w:val="20"/>
+              </w:rPr>
+              <w:t>0.40 ms</w:t>
+            </w:r>
+          </w:p>
+        </w:tc>
+        <w:tc>
+          <w:tcPr>
+            <w:tcW w:type="dxa" w:w="1440"/>
+            <w:shd w:fill="FFFFFF"/>
+            <w:tcMar>
+              <w:top w:w="90" w:type="dxa"/>
+              <w:bottom w:w="90" w:type="dxa"/>
+              <w:left w:w="120" w:type="dxa"/>
+              <w:right w:w="120" w:type="dxa"/>
+            </w:tcMar>
+          </w:tcPr>
+          <w:p>
+            <w:pPr>
+              <w:jc w:val="center"/>
+            </w:pPr>
+            <w:r>
+              <w:rPr>
+                <w:rFonts w:ascii="Times New Roman" w:hAnsi="Times New Roman"/>
+                <w:color w:val="0F172A"/>
+                <w:sz w:val="20"/>
+              </w:rPr>
+              <w:t>1.82 ms</w:t>
+            </w:r>
+          </w:p>
+        </w:tc>
+        <w:tc>
+          <w:tcPr>
+            <w:tcW w:type="dxa" w:w="2016"/>
+            <w:shd w:fill="FFFFFF"/>
+            <w:tcMar>
+              <w:top w:w="90" w:type="dxa"/>
+              <w:bottom w:w="90" w:type="dxa"/>
+              <w:left w:w="120" w:type="dxa"/>
+              <w:right w:w="120" w:type="dxa"/>
+            </w:tcMar>
+          </w:tcPr>
+          <w:p>
+            <w:pPr>
+              <w:jc w:val="center"/>
+            </w:pPr>
+            <w:r>
+              <w:rPr>
+                <w:rFonts w:ascii="Times New Roman" w:hAnsi="Times New Roman"/>
+                <w:color w:val="0F172A"/>
+                <w:sz w:val="20"/>
+              </w:rPr>
+              <w:t>Python memory view</w:t>
+            </w:r>
+          </w:p>
+        </w:tc>
+      </w:tr>
+      <w:tr>
+        <w:tc>
+          <w:tcPr>
+            <w:tcW w:type="dxa" w:w="2304"/>
+            <w:shd w:fill="F8FAFC"/>
+            <w:tcMar>
+              <w:top w:w="90" w:type="dxa"/>
+              <w:bottom w:w="90" w:type="dxa"/>
+              <w:left w:w="120" w:type="dxa"/>
+              <w:right w:w="120" w:type="dxa"/>
+            </w:tcMar>
+          </w:tcPr>
+          <w:p>
+            <w:pPr>
+              <w:jc w:val="left"/>
+            </w:pPr>
+            <w:r>
+              <w:rPr>
+                <w:rFonts w:ascii="Times New Roman" w:hAnsi="Times New Roman"/>
+                <w:color w:val="0F172A"/>
+                <w:sz w:val="20"/>
+              </w:rPr>
+              <w:t>Full End-to-End Pipeline (Optimized)</w:t>
+            </w:r>
+          </w:p>
+        </w:tc>
+        <w:tc>
+          <w:tcPr>
+            <w:tcW w:type="dxa" w:w="1440"/>
+            <w:shd w:fill="F8FAFC"/>
+            <w:tcMar>
+              <w:top w:w="90" w:type="dxa"/>
+              <w:bottom w:w="90" w:type="dxa"/>
+              <w:left w:w="120" w:type="dxa"/>
+              <w:right w:w="120" w:type="dxa"/>
+            </w:tcMar>
+          </w:tcPr>
+          <w:p>
+            <w:pPr>
+              <w:jc w:val="center"/>
+            </w:pPr>
+            <w:r>
+              <w:rPr>
+                <w:rFonts w:ascii="Times New Roman" w:hAnsi="Times New Roman"/>
+                <w:color w:val="0F172A"/>
+                <w:sz w:val="20"/>
+              </w:rPr>
+              <w:t>127.31 ms</w:t>
+            </w:r>
+          </w:p>
+        </w:tc>
+        <w:tc>
+          <w:tcPr>
+            <w:tcW w:type="dxa" w:w="1440"/>
+            <w:shd w:fill="F8FAFC"/>
+            <w:tcMar>
+              <w:top w:w="90" w:type="dxa"/>
+              <w:bottom w:w="90" w:type="dxa"/>
+              <w:left w:w="120" w:type="dxa"/>
+              <w:right w:w="120" w:type="dxa"/>
+            </w:tcMar>
+          </w:tcPr>
+          <w:p>
+            <w:pPr>
+              <w:jc w:val="center"/>
+            </w:pPr>
+            <w:r>
+              <w:rPr>
+                <w:rFonts w:ascii="Times New Roman" w:hAnsi="Times New Roman"/>
+                <w:color w:val="0F172A"/>
+                <w:sz w:val="20"/>
+              </w:rPr>
+              <w:t>149.20 ms</w:t>
+            </w:r>
+          </w:p>
+        </w:tc>
+        <w:tc>
+          <w:tcPr>
+            <w:tcW w:type="dxa" w:w="1440"/>
+            <w:shd w:fill="F8FAFC"/>
+            <w:tcMar>
+              <w:top w:w="90" w:type="dxa"/>
+              <w:bottom w:w="90" w:type="dxa"/>
+              <w:left w:w="120" w:type="dxa"/>
+              <w:right w:w="120" w:type="dxa"/>
+            </w:tcMar>
+          </w:tcPr>
+          <w:p>
+            <w:pPr>
+              <w:jc w:val="center"/>
+            </w:pPr>
+            <w:r>
+              <w:rPr>
+                <w:rFonts w:ascii="Times New Roman" w:hAnsi="Times New Roman"/>
+                <w:color w:val="0F172A"/>
+                <w:sz w:val="20"/>
+              </w:rPr>
+              <w:t>281.21 ms</w:t>
+            </w:r>
+          </w:p>
+        </w:tc>
+        <w:tc>
+          <w:tcPr>
+            <w:tcW w:type="dxa" w:w="1440"/>
+            <w:shd w:fill="F8FAFC"/>
+            <w:tcMar>
+              <w:top w:w="90" w:type="dxa"/>
+              <w:bottom w:w="90" w:type="dxa"/>
+              <w:left w:w="120" w:type="dxa"/>
+              <w:right w:w="120" w:type="dxa"/>
+            </w:tcMar>
+          </w:tcPr>
+          <w:p>
+            <w:pPr>
+              <w:jc w:val="center"/>
+            </w:pPr>
+            <w:r>
+              <w:rPr>
+                <w:rFonts w:ascii="Times New Roman" w:hAnsi="Times New Roman"/>
+                <w:color w:val="0F172A"/>
+                <w:sz w:val="20"/>
+              </w:rPr>
+              <w:t>1063.44 ms</w:t>
+            </w:r>
+          </w:p>
+        </w:tc>
+        <w:tc>
+          <w:tcPr>
+            <w:tcW w:type="dxa" w:w="2016"/>
+            <w:shd w:fill="F8FAFC"/>
+            <w:tcMar>
+              <w:top w:w="90" w:type="dxa"/>
+              <w:bottom w:w="90" w:type="dxa"/>
+              <w:left w:w="120" w:type="dxa"/>
+              <w:right w:w="120" w:type="dxa"/>
+            </w:tcMar>
+          </w:tcPr>
+          <w:p>
+            <w:pPr>
+              <w:jc w:val="center"/>
+            </w:pPr>
+            <w:r>
+              <w:rPr>
+                <w:rFonts w:ascii="Times New Roman" w:hAnsi="Times New Roman"/>
+                <w:color w:val="0F172A"/>
+                <w:sz w:val="20"/>
+              </w:rPr>
+              <w:t>Median within 200 ms telecom budget (P99 tail spikes)</w:t>
             </w:r>
           </w:p>
         </w:tc>
@@ -12614,6 +13827,124 @@
       </w:r>
     </w:p>
     <w:p>
+      <w:pPr>
+        <w:keepNext/>
+        <w:spacing w:before="280" w:after="120"/>
+      </w:pPr>
+      <w:r>
+        <w:rPr>
+          <w:rFonts w:ascii="Times New Roman" w:hAnsi="Times New Roman"/>
+          <w:b/>
+          <w:color w:val="1E293B"/>
+          <w:sz w:val="28"/>
+        </w:rPr>
+        <w:t>4.5 Limitations and Threats to Validity</w:t>
+      </w:r>
+    </w:p>
+    <w:p>
+      <w:pPr>
+        <w:spacing w:before="0" w:after="120" w:line="312" w:lineRule="auto"/>
+        <w:jc w:val="both"/>
+      </w:pPr>
+      <w:r>
+        <w:rPr>
+          <w:rFonts w:ascii="Times New Roman" w:hAnsi="Times New Roman"/>
+          <w:i w:val="0"/>
+          <w:color w:val="1E293B"/>
+          <w:sz w:val="24"/>
+        </w:rPr>
+        <w:t>A rigorous scientific appraisal requires identifying the boundary conditions and limitations of the current study:</w:t>
+      </w:r>
+    </w:p>
+    <w:p>
+      <w:pPr>
+        <w:pStyle w:val="ListBullet"/>
+        <w:spacing w:before="0" w:after="80" w:line="288" w:lineRule="auto"/>
+        <w:ind w:left="360"/>
+      </w:pPr>
+      <w:r>
+        <w:rPr>
+          <w:rFonts w:ascii="Times New Roman" w:hAnsi="Times New Roman"/>
+          <w:b/>
+          <w:sz w:val="23"/>
+        </w:rPr>
+        <w:t xml:space="preserve">Baseline Absolute Error Rates: </w:t>
+      </w:r>
+      <w:r>
+        <w:rPr>
+          <w:rFonts w:ascii="Times New Roman" w:hAnsi="Times New Roman"/>
+          <w:sz w:val="23"/>
+        </w:rPr>
+        <w:t>An EER ranging between 20% and 31% reflects an exploratory research prototype under severe channel distortion. It is not an autonomous production-grade security firewall; rather, it is designed as a risk-scoring signal within a human-in-the-loop multi-factor authentication (MFA) workflow.</w:t>
+      </w:r>
+    </w:p>
+    <w:p>
+      <w:pPr>
+        <w:pStyle w:val="ListBullet"/>
+        <w:spacing w:before="0" w:after="80" w:line="288" w:lineRule="auto"/>
+        <w:ind w:left="360"/>
+      </w:pPr>
+      <w:r>
+        <w:rPr>
+          <w:rFonts w:ascii="Times New Roman" w:hAnsi="Times New Roman"/>
+          <w:b/>
+          <w:sz w:val="23"/>
+        </w:rPr>
+        <w:t xml:space="preserve">Statistical Overlap of Generalization Delta: </w:t>
+      </w:r>
+      <w:r>
+        <w:rPr>
+          <w:rFonts w:ascii="Times New Roman" w:hAnsi="Times New Roman"/>
+          <w:sz w:val="23"/>
+        </w:rPr>
+        <w:t>While ARS-SNAP lowers out-of-domain Edge TTS error from 21.87% to 20.62% (a 1.25% absolute improvement), this difference is within the 95% Wilson confidence margin (±3.65%). Further validation on 10,000+ utterances is necessary to establish statistical significance.</w:t>
+      </w:r>
+    </w:p>
+    <w:p>
+      <w:pPr>
+        <w:pStyle w:val="ListBullet"/>
+        <w:spacing w:before="0" w:after="80" w:line="288" w:lineRule="auto"/>
+        <w:ind w:left="360"/>
+      </w:pPr>
+      <w:r>
+        <w:rPr>
+          <w:rFonts w:ascii="Times New Roman" w:hAnsi="Times New Roman"/>
+          <w:b/>
+          <w:sz w:val="23"/>
+        </w:rPr>
+        <w:t xml:space="preserve">Synthesized Code-Switching vs. Spontaneous Dialogue: </w:t>
+      </w:r>
+      <w:r>
+        <w:rPr>
+          <w:rFonts w:ascii="Times New Roman" w:hAnsi="Times New Roman"/>
+          <w:sz w:val="23"/>
+        </w:rPr>
+        <w:t>Because large-scale spontaneous code-switched conversational datasets remain proprietary, our corpus utilized semi-synthetic clause grafting. Genuine conversational speech features overlapping turns, hesitation disfluencies, and colloquial slang not fully modeled here.</w:t>
+      </w:r>
+    </w:p>
+    <w:p>
+      <w:pPr>
+        <w:pStyle w:val="ListBullet"/>
+        <w:spacing w:before="0" w:after="80" w:line="288" w:lineRule="auto"/>
+        <w:ind w:left="360"/>
+      </w:pPr>
+      <w:r>
+        <w:rPr>
+          <w:rFonts w:ascii="Times New Roman" w:hAnsi="Times New Roman"/>
+          <w:b/>
+          <w:sz w:val="23"/>
+        </w:rPr>
+        <w:t xml:space="preserve">Vocoder Pool Diversity: </w:t>
+      </w:r>
+      <w:r>
+        <w:rPr>
+          <w:rFonts w:ascii="Times New Roman" w:hAnsi="Times New Roman"/>
+          <w:sz w:val="23"/>
+        </w:rPr>
+        <w:t>Evaluation was conducted across two neural speech engines (XTTS v2 and Microsoft Edge Neural TTS). Emerging flow-matching diffusion synthesizers (e.g., Voicebox, F5-TTS) may exhibit different boundary continuity signatures.</w:t>
+      </w:r>
+    </w:p>
+    <w:p>
       <w:r>
         <w:br w:type="page"/>
       </w:r>
@@ -12661,7 +13992,7 @@
           <w:color w:val="1E293B"/>
           <w:sz w:val="24"/>
         </w:rPr>
-        <w:t>This project designed, implemented, and empirically validated VaaniShield: a code-switch-aware deepfake voice detection system engineered specifically to combat voice-cloning financial fraud in Indian multilingual telephony. By synthesizing acoustic flux changepoint localization, micro-acoustic boundary seam extraction, dual-mode monolingual stream routing, and Adaptive Regularized Subspace Projection (ARS-SNAP), VaaniShield resolves the critical vulnerabilities that render traditional monolingual detectors ineffective in South Asian linguistic contexts.</w:t>
+        <w:t>This project investigated the problem of detecting zero-shot cloned deepfake speech in code-switched Indian financial telephony. By formulating an acoustic boundary seam extractor, a dual-mode monolingual stream router, and an Adaptive Regularized Subspace Projection (ARS-SNAP) mechanism, VaaniShield provides a principled architectural framework that directly addresses the articulatory discontinuities of intra-sentential language switches.</w:t>
       </w:r>
     </w:p>
     <w:p>
@@ -12676,7 +14007,7 @@
           <w:color w:val="1E293B"/>
           <w:sz w:val="24"/>
         </w:rPr>
-        <w:t>The project successfully achieved all five core objectives, advancing the system from a laboratory proof-of-concept to an enterprise Tier-1 production-ready architecture. The system demonstrated verified demographic parity across male and female callers (0.88% EER delta), compressed empirical uncertainty bounds by 72.3% on an enterprise corpus of 32 speakers and 1,600 utterances, eliminated GIL lock and deserialization security risks, and operates at a real-time median latency of 127.31 ms. VaaniShield provides a foundational blueprint for securing voice banking channels against next-generation generative AI threats.</w:t>
+        <w:t>Empirical evaluation on a 1,600-utterance multi-speaker benchmark demonstrates that localized boundary features combined with soft speaker-nulling yield balanced cross-gender performance (Female EER 23.00% vs. Male EER 23.88%) and a median execution latency of 127.31 ms. While error rates under severe telephony degradation emphasize the challenge of open-domain telephone fraud, the ablation results and transparent analysis of latency tails lay an honest foundation for subsequent research in low-resource multilingual voice biometrics.</w:t>
       </w:r>
     </w:p>
     <w:p>
